--- a/fuentes/62360024_CF01_DU.docx
+++ b/fuentes/62360024_CF01_DU.docx
@@ -354,7 +354,7 @@
               </wp:anchor>
             </w:drawing>
           </mc:Choice>
-          <mc:Fallback xmlns:w16du="http://schemas.microsoft.com/office/word/2023/wordml/word16du" xmlns:w16sdtfl="http://schemas.microsoft.com/office/word/2024/wordml/sdtformatlock" xmlns:asvg="http://schemas.microsoft.com/office/drawing/2016/SVG/main" xmlns:a14="http://schemas.microsoft.com/office/drawing/2010/main" xmlns:pic="http://schemas.openxmlformats.org/drawingml/2006/picture" xmlns:adec="http://schemas.microsoft.com/office/drawing/2017/decorative" xmlns:a="http://schemas.openxmlformats.org/drawingml/2006/main">
+          <mc:Fallback xmlns:a="http://schemas.openxmlformats.org/drawingml/2006/main" xmlns:adec="http://schemas.microsoft.com/office/drawing/2017/decorative" xmlns:pic="http://schemas.openxmlformats.org/drawingml/2006/picture" xmlns:a14="http://schemas.microsoft.com/office/drawing/2010/main" xmlns:asvg="http://schemas.microsoft.com/office/drawing/2016/SVG/main" xmlns:w16sdtfl="http://schemas.microsoft.com/office/word/2024/wordml/sdtformatlock" xmlns:w16du="http://schemas.microsoft.com/office/word/2023/wordml/word16du">
             <w:pict>
               <v:rect id="Rectángulo 3" style="position:absolute;margin-left:-55.95pt;margin-top:26.4pt;width:613.85pt;height:164.25pt;z-index:-251655168;visibility:visible;mso-wrap-style:square;mso-height-percent:0;mso-wrap-distance-left:9pt;mso-wrap-distance-top:0;mso-wrap-distance-right:9pt;mso-wrap-distance-bottom:0;mso-position-horizontal:absolute;mso-position-horizontal-relative:text;mso-position-vertical:absolute;mso-position-vertical-relative:text;mso-height-percent:0;mso-height-relative:margin;v-text-anchor:middle" alt="&quot;&quot;" o:spid="_x0000_s1026" fillcolor="#00314d" stroked="f" strokeweight="1pt" w14:anchorId="44ECBD1E" o:gfxdata="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"/>
             </w:pict>
@@ -573,7 +573,7 @@
           <w:r>
             <w:fldChar w:fldCharType="separate"/>
           </w:r>
-          <w:hyperlink w:anchor="_Toc233656488" w:history="1">
+          <w:hyperlink w:anchor="_Toc238450306" w:history="1">
             <w:r>
               <w:rPr>
                 <w:rStyle w:val="Hipervnculo"/>
@@ -600,7 +600,7 @@
                 <w:noProof/>
                 <w:webHidden/>
               </w:rPr>
-              <w:instrText xml:space="preserve"> PAGEREF _Toc233656488 \h </w:instrText>
+              <w:instrText xml:space="preserve"> PAGEREF _Toc238450306 \h </w:instrText>
             </w:r>
             <w:r>
               <w:rPr>
@@ -645,7 +645,7 @@
               <w:lang w:val="es-ES" w:eastAsia="es-ES"/>
             </w:rPr>
           </w:pPr>
-          <w:hyperlink w:anchor="_Toc233656489" w:history="1">
+          <w:hyperlink w:anchor="_Toc238450307" w:history="1">
             <w:r>
               <w:rPr>
                 <w:rStyle w:val="Hipervnculo"/>
@@ -688,7 +688,7 @@
                 <w:noProof/>
                 <w:webHidden/>
               </w:rPr>
-              <w:instrText xml:space="preserve"> PAGEREF _Toc233656489 \h </w:instrText>
+              <w:instrText xml:space="preserve"> PAGEREF _Toc238450307 \h </w:instrText>
             </w:r>
             <w:r>
               <w:rPr>
@@ -733,7 +733,7 @@
               <w:lang w:val="es-ES" w:eastAsia="es-ES"/>
             </w:rPr>
           </w:pPr>
-          <w:hyperlink w:anchor="_Toc233656490" w:history="1">
+          <w:hyperlink w:anchor="_Toc238450308" w:history="1">
             <w:r>
               <w:rPr>
                 <w:rStyle w:val="Hipervnculo"/>
@@ -776,7 +776,7 @@
                 <w:noProof/>
                 <w:webHidden/>
               </w:rPr>
-              <w:instrText xml:space="preserve"> PAGEREF _Toc233656490 \h </w:instrText>
+              <w:instrText xml:space="preserve"> PAGEREF _Toc238450308 \h </w:instrText>
             </w:r>
             <w:r>
               <w:rPr>
@@ -821,7 +821,7 @@
               <w:lang w:val="es-ES" w:eastAsia="es-ES"/>
             </w:rPr>
           </w:pPr>
-          <w:hyperlink w:anchor="_Toc233656491" w:history="1">
+          <w:hyperlink w:anchor="_Toc238450309" w:history="1">
             <w:r>
               <w:rPr>
                 <w:rStyle w:val="Hipervnculo"/>
@@ -864,7 +864,7 @@
                 <w:noProof/>
                 <w:webHidden/>
               </w:rPr>
-              <w:instrText xml:space="preserve"> PAGEREF _Toc233656491 \h </w:instrText>
+              <w:instrText xml:space="preserve"> PAGEREF _Toc238450309 \h </w:instrText>
             </w:r>
             <w:r>
               <w:rPr>
@@ -909,7 +909,7 @@
               <w:lang w:val="es-ES" w:eastAsia="es-ES"/>
             </w:rPr>
           </w:pPr>
-          <w:hyperlink w:anchor="_Toc233656492" w:history="1">
+          <w:hyperlink w:anchor="_Toc238450310" w:history="1">
             <w:r>
               <w:rPr>
                 <w:rStyle w:val="Hipervnculo"/>
@@ -952,7 +952,7 @@
                 <w:noProof/>
                 <w:webHidden/>
               </w:rPr>
-              <w:instrText xml:space="preserve"> PAGEREF _Toc233656492 \h </w:instrText>
+              <w:instrText xml:space="preserve"> PAGEREF _Toc238450310 \h </w:instrText>
             </w:r>
             <w:r>
               <w:rPr>
@@ -997,7 +997,7 @@
               <w:lang w:val="es-ES" w:eastAsia="es-ES"/>
             </w:rPr>
           </w:pPr>
-          <w:hyperlink w:anchor="_Toc233656493" w:history="1">
+          <w:hyperlink w:anchor="_Toc238450311" w:history="1">
             <w:r>
               <w:rPr>
                 <w:rStyle w:val="Hipervnculo"/>
@@ -1024,7 +1024,7 @@
                 <w:noProof/>
                 <w:webHidden/>
               </w:rPr>
-              <w:instrText xml:space="preserve"> PAGEREF _Toc233656493 \h </w:instrText>
+              <w:instrText xml:space="preserve"> PAGEREF _Toc238450311 \h </w:instrText>
             </w:r>
             <w:r>
               <w:rPr>
@@ -1069,7 +1069,7 @@
               <w:lang w:val="es-ES" w:eastAsia="es-ES"/>
             </w:rPr>
           </w:pPr>
-          <w:hyperlink w:anchor="_Toc233656494" w:history="1">
+          <w:hyperlink w:anchor="_Toc238450312" w:history="1">
             <w:r>
               <w:rPr>
                 <w:rStyle w:val="Hipervnculo"/>
@@ -1096,7 +1096,7 @@
                 <w:noProof/>
                 <w:webHidden/>
               </w:rPr>
-              <w:instrText xml:space="preserve"> PAGEREF _Toc233656494 \h </w:instrText>
+              <w:instrText xml:space="preserve"> PAGEREF _Toc238450312 \h </w:instrText>
             </w:r>
             <w:r>
               <w:rPr>
@@ -1141,7 +1141,7 @@
               <w:lang w:val="es-ES" w:eastAsia="es-ES"/>
             </w:rPr>
           </w:pPr>
-          <w:hyperlink w:anchor="_Toc233656495" w:history="1">
+          <w:hyperlink w:anchor="_Toc238450313" w:history="1">
             <w:r>
               <w:rPr>
                 <w:rStyle w:val="Hipervnculo"/>
@@ -1168,7 +1168,7 @@
                 <w:noProof/>
                 <w:webHidden/>
               </w:rPr>
-              <w:instrText xml:space="preserve"> PAGEREF _Toc233656495 \h </w:instrText>
+              <w:instrText xml:space="preserve"> PAGEREF _Toc238450313 \h </w:instrText>
             </w:r>
             <w:r>
               <w:rPr>
@@ -1213,7 +1213,7 @@
               <w:lang w:val="es-ES" w:eastAsia="es-ES"/>
             </w:rPr>
           </w:pPr>
-          <w:hyperlink w:anchor="_Toc233656496" w:history="1">
+          <w:hyperlink w:anchor="_Toc238450314" w:history="1">
             <w:r>
               <w:rPr>
                 <w:rStyle w:val="Hipervnculo"/>
@@ -1240,7 +1240,7 @@
                 <w:noProof/>
                 <w:webHidden/>
               </w:rPr>
-              <w:instrText xml:space="preserve"> PAGEREF _Toc233656496 \h </w:instrText>
+              <w:instrText xml:space="preserve"> PAGEREF _Toc238450314 \h </w:instrText>
             </w:r>
             <w:r>
               <w:rPr>
@@ -1285,7 +1285,7 @@
               <w:lang w:val="es-ES" w:eastAsia="es-ES"/>
             </w:rPr>
           </w:pPr>
-          <w:hyperlink w:anchor="_Toc233656497" w:history="1">
+          <w:hyperlink w:anchor="_Toc238450315" w:history="1">
             <w:r>
               <w:rPr>
                 <w:rStyle w:val="Hipervnculo"/>
@@ -1312,7 +1312,7 @@
                 <w:noProof/>
                 <w:webHidden/>
               </w:rPr>
-              <w:instrText xml:space="preserve"> PAGEREF _Toc233656497 \h </w:instrText>
+              <w:instrText xml:space="preserve"> PAGEREF _Toc238450315 \h </w:instrText>
             </w:r>
             <w:r>
               <w:rPr>
@@ -1357,7 +1357,7 @@
               <w:lang w:val="es-ES" w:eastAsia="es-ES"/>
             </w:rPr>
           </w:pPr>
-          <w:hyperlink w:anchor="_Toc233656498" w:history="1">
+          <w:hyperlink w:anchor="_Toc238450316" w:history="1">
             <w:r>
               <w:rPr>
                 <w:rStyle w:val="Hipervnculo"/>
@@ -1384,7 +1384,7 @@
                 <w:noProof/>
                 <w:webHidden/>
               </w:rPr>
-              <w:instrText xml:space="preserve"> PAGEREF _Toc233656498 \h </w:instrText>
+              <w:instrText xml:space="preserve"> PAGEREF _Toc238450316 \h </w:instrText>
             </w:r>
             <w:r>
               <w:rPr>
@@ -1429,7 +1429,7 @@
               <w:lang w:val="es-ES" w:eastAsia="es-ES"/>
             </w:rPr>
           </w:pPr>
-          <w:hyperlink w:anchor="_Toc233656499" w:history="1">
+          <w:hyperlink w:anchor="_Toc238450317" w:history="1">
             <w:r>
               <w:rPr>
                 <w:rStyle w:val="Hipervnculo"/>
@@ -1456,7 +1456,7 @@
                 <w:noProof/>
                 <w:webHidden/>
               </w:rPr>
-              <w:instrText xml:space="preserve"> PAGEREF _Toc233656499 \h </w:instrText>
+              <w:instrText xml:space="preserve"> PAGEREF _Toc238450317 \h </w:instrText>
             </w:r>
             <w:r>
               <w:rPr>
@@ -1501,7 +1501,7 @@
               <w:lang w:val="es-ES" w:eastAsia="es-ES"/>
             </w:rPr>
           </w:pPr>
-          <w:hyperlink w:anchor="_Toc233656500" w:history="1">
+          <w:hyperlink w:anchor="_Toc238450318" w:history="1">
             <w:r>
               <w:rPr>
                 <w:rStyle w:val="Hipervnculo"/>
@@ -1528,7 +1528,7 @@
                 <w:noProof/>
                 <w:webHidden/>
               </w:rPr>
-              <w:instrText xml:space="preserve"> PAGEREF _Toc233656500 \h </w:instrText>
+              <w:instrText xml:space="preserve"> PAGEREF _Toc238450318 \h </w:instrText>
             </w:r>
             <w:r>
               <w:rPr>
@@ -1573,7 +1573,7 @@
               <w:lang w:val="es-ES" w:eastAsia="es-ES"/>
             </w:rPr>
           </w:pPr>
-          <w:hyperlink w:anchor="_Toc233656501" w:history="1">
+          <w:hyperlink w:anchor="_Toc238450319" w:history="1">
             <w:r>
               <w:rPr>
                 <w:rStyle w:val="Hipervnculo"/>
@@ -1600,7 +1600,7 @@
                 <w:noProof/>
                 <w:webHidden/>
               </w:rPr>
-              <w:instrText xml:space="preserve"> PAGEREF _Toc233656501 \h </w:instrText>
+              <w:instrText xml:space="preserve"> PAGEREF _Toc238450319 \h </w:instrText>
             </w:r>
             <w:r>
               <w:rPr>
@@ -1645,7 +1645,7 @@
               <w:lang w:val="es-ES" w:eastAsia="es-ES"/>
             </w:rPr>
           </w:pPr>
-          <w:hyperlink w:anchor="_Toc233656502" w:history="1">
+          <w:hyperlink w:anchor="_Toc238450320" w:history="1">
             <w:r>
               <w:rPr>
                 <w:rStyle w:val="Hipervnculo"/>
@@ -1672,7 +1672,7 @@
                 <w:noProof/>
                 <w:webHidden/>
               </w:rPr>
-              <w:instrText xml:space="preserve"> PAGEREF _Toc233656502 \h </w:instrText>
+              <w:instrText xml:space="preserve"> PAGEREF _Toc238450320 \h </w:instrText>
             </w:r>
             <w:r>
               <w:rPr>
@@ -1717,7 +1717,7 @@
               <w:lang w:val="es-ES" w:eastAsia="es-ES"/>
             </w:rPr>
           </w:pPr>
-          <w:hyperlink w:anchor="_Toc233656503" w:history="1">
+          <w:hyperlink w:anchor="_Toc238450321" w:history="1">
             <w:r>
               <w:rPr>
                 <w:rStyle w:val="Hipervnculo"/>
@@ -1744,7 +1744,7 @@
                 <w:noProof/>
                 <w:webHidden/>
               </w:rPr>
-              <w:instrText xml:space="preserve"> PAGEREF _Toc233656503 \h </w:instrText>
+              <w:instrText xml:space="preserve"> PAGEREF _Toc238450321 \h </w:instrText>
             </w:r>
             <w:r>
               <w:rPr>
@@ -1789,7 +1789,7 @@
               <w:lang w:val="es-ES" w:eastAsia="es-ES"/>
             </w:rPr>
           </w:pPr>
-          <w:hyperlink w:anchor="_Toc233656504" w:history="1">
+          <w:hyperlink w:anchor="_Toc238450322" w:history="1">
             <w:r>
               <w:rPr>
                 <w:rStyle w:val="Hipervnculo"/>
@@ -1816,7 +1816,7 @@
                 <w:noProof/>
                 <w:webHidden/>
               </w:rPr>
-              <w:instrText xml:space="preserve"> PAGEREF _Toc233656504 \h </w:instrText>
+              <w:instrText xml:space="preserve"> PAGEREF _Toc238450322 \h </w:instrText>
             </w:r>
             <w:r>
               <w:rPr>
@@ -1861,7 +1861,7 @@
               <w:lang w:val="es-ES" w:eastAsia="es-ES"/>
             </w:rPr>
           </w:pPr>
-          <w:hyperlink w:anchor="_Toc233656505" w:history="1">
+          <w:hyperlink w:anchor="_Toc238450323" w:history="1">
             <w:r>
               <w:rPr>
                 <w:rStyle w:val="Hipervnculo"/>
@@ -1888,7 +1888,7 @@
                 <w:noProof/>
                 <w:webHidden/>
               </w:rPr>
-              <w:instrText xml:space="preserve"> PAGEREF _Toc233656505 \h </w:instrText>
+              <w:instrText xml:space="preserve"> PAGEREF _Toc238450323 \h </w:instrText>
             </w:r>
             <w:r>
               <w:rPr>
@@ -1933,7 +1933,7 @@
               <w:lang w:val="es-ES" w:eastAsia="es-ES"/>
             </w:rPr>
           </w:pPr>
-          <w:hyperlink w:anchor="_Toc233656506" w:history="1">
+          <w:hyperlink w:anchor="_Toc238450324" w:history="1">
             <w:r>
               <w:rPr>
                 <w:rStyle w:val="Hipervnculo"/>
@@ -1960,7 +1960,7 @@
                 <w:noProof/>
                 <w:webHidden/>
               </w:rPr>
-              <w:instrText xml:space="preserve"> PAGEREF _Toc233656506 \h </w:instrText>
+              <w:instrText xml:space="preserve"> PAGEREF _Toc238450324 \h </w:instrText>
             </w:r>
             <w:r>
               <w:rPr>
@@ -2005,7 +2005,7 @@
               <w:lang w:val="es-ES" w:eastAsia="es-ES"/>
             </w:rPr>
           </w:pPr>
-          <w:hyperlink w:anchor="_Toc233656507" w:history="1">
+          <w:hyperlink w:anchor="_Toc238450325" w:history="1">
             <w:r>
               <w:rPr>
                 <w:rStyle w:val="Hipervnculo"/>
@@ -2032,7 +2032,7 @@
                 <w:noProof/>
                 <w:webHidden/>
               </w:rPr>
-              <w:instrText xml:space="preserve"> PAGEREF _Toc233656507 \h </w:instrText>
+              <w:instrText xml:space="preserve"> PAGEREF _Toc238450325 \h </w:instrText>
             </w:r>
             <w:r>
               <w:rPr>
@@ -2077,7 +2077,7 @@
               <w:lang w:val="es-ES" w:eastAsia="es-ES"/>
             </w:rPr>
           </w:pPr>
-          <w:hyperlink w:anchor="_Toc233656508" w:history="1">
+          <w:hyperlink w:anchor="_Toc238450326" w:history="1">
             <w:r>
               <w:rPr>
                 <w:rStyle w:val="Hipervnculo"/>
@@ -2104,7 +2104,7 @@
                 <w:noProof/>
                 <w:webHidden/>
               </w:rPr>
-              <w:instrText xml:space="preserve"> PAGEREF _Toc233656508 \h </w:instrText>
+              <w:instrText xml:space="preserve"> PAGEREF _Toc238450326 \h </w:instrText>
             </w:r>
             <w:r>
               <w:rPr>
@@ -2149,7 +2149,7 @@
               <w:lang w:val="es-ES" w:eastAsia="es-ES"/>
             </w:rPr>
           </w:pPr>
-          <w:hyperlink w:anchor="_Toc233656509" w:history="1">
+          <w:hyperlink w:anchor="_Toc238450327" w:history="1">
             <w:r>
               <w:rPr>
                 <w:rStyle w:val="Hipervnculo"/>
@@ -2176,7 +2176,7 @@
                 <w:noProof/>
                 <w:webHidden/>
               </w:rPr>
-              <w:instrText xml:space="preserve"> PAGEREF _Toc233656509 \h </w:instrText>
+              <w:instrText xml:space="preserve"> PAGEREF _Toc238450327 \h </w:instrText>
             </w:r>
             <w:r>
               <w:rPr>
@@ -2221,7 +2221,7 @@
               <w:lang w:val="es-ES" w:eastAsia="es-ES"/>
             </w:rPr>
           </w:pPr>
-          <w:hyperlink w:anchor="_Toc233656510" w:history="1">
+          <w:hyperlink w:anchor="_Toc238450328" w:history="1">
             <w:r>
               <w:rPr>
                 <w:rStyle w:val="Hipervnculo"/>
@@ -2248,7 +2248,7 @@
                 <w:noProof/>
                 <w:webHidden/>
               </w:rPr>
-              <w:instrText xml:space="preserve"> PAGEREF _Toc233656510 \h </w:instrText>
+              <w:instrText xml:space="preserve"> PAGEREF _Toc238450328 \h </w:instrText>
             </w:r>
             <w:r>
               <w:rPr>
@@ -2293,7 +2293,7 @@
               <w:lang w:val="es-ES" w:eastAsia="es-ES"/>
             </w:rPr>
           </w:pPr>
-          <w:hyperlink w:anchor="_Toc233656511" w:history="1">
+          <w:hyperlink w:anchor="_Toc238450329" w:history="1">
             <w:r>
               <w:rPr>
                 <w:rStyle w:val="Hipervnculo"/>
@@ -2320,7 +2320,7 @@
                 <w:noProof/>
                 <w:webHidden/>
               </w:rPr>
-              <w:instrText xml:space="preserve"> PAGEREF _Toc233656511 \h </w:instrText>
+              <w:instrText xml:space="preserve"> PAGEREF _Toc238450329 \h </w:instrText>
             </w:r>
             <w:r>
               <w:rPr>
@@ -2365,7 +2365,7 @@
               <w:lang w:val="es-ES" w:eastAsia="es-ES"/>
             </w:rPr>
           </w:pPr>
-          <w:hyperlink w:anchor="_Toc233656512" w:history="1">
+          <w:hyperlink w:anchor="_Toc238450330" w:history="1">
             <w:r>
               <w:rPr>
                 <w:rStyle w:val="Hipervnculo"/>
@@ -2392,7 +2392,7 @@
                 <w:noProof/>
                 <w:webHidden/>
               </w:rPr>
-              <w:instrText xml:space="preserve"> PAGEREF _Toc233656512 \h </w:instrText>
+              <w:instrText xml:space="preserve"> PAGEREF _Toc238450330 \h </w:instrText>
             </w:r>
             <w:r>
               <w:rPr>
@@ -2412,7 +2412,7 @@
                 <w:noProof/>
                 <w:webHidden/>
               </w:rPr>
-              <w:t>54</w:t>
+              <w:t>55</w:t>
             </w:r>
             <w:r>
               <w:rPr>
@@ -2437,7 +2437,7 @@
               <w:lang w:val="es-ES" w:eastAsia="es-ES"/>
             </w:rPr>
           </w:pPr>
-          <w:hyperlink w:anchor="_Toc233656513" w:history="1">
+          <w:hyperlink w:anchor="_Toc238450331" w:history="1">
             <w:r>
               <w:rPr>
                 <w:rStyle w:val="Hipervnculo"/>
@@ -2464,7 +2464,7 @@
                 <w:noProof/>
                 <w:webHidden/>
               </w:rPr>
-              <w:instrText xml:space="preserve"> PAGEREF _Toc233656513 \h </w:instrText>
+              <w:instrText xml:space="preserve"> PAGEREF _Toc238450331 \h </w:instrText>
             </w:r>
             <w:r>
               <w:rPr>
@@ -2509,7 +2509,7 @@
               <w:lang w:val="es-ES" w:eastAsia="es-ES"/>
             </w:rPr>
           </w:pPr>
-          <w:hyperlink w:anchor="_Toc233656514" w:history="1">
+          <w:hyperlink w:anchor="_Toc238450332" w:history="1">
             <w:r>
               <w:rPr>
                 <w:rStyle w:val="Hipervnculo"/>
@@ -2536,7 +2536,7 @@
                 <w:noProof/>
                 <w:webHidden/>
               </w:rPr>
-              <w:instrText xml:space="preserve"> PAGEREF _Toc233656514 \h </w:instrText>
+              <w:instrText xml:space="preserve"> PAGEREF _Toc238450332 \h </w:instrText>
             </w:r>
             <w:r>
               <w:rPr>
@@ -2581,7 +2581,7 @@
               <w:lang w:val="es-ES" w:eastAsia="es-ES"/>
             </w:rPr>
           </w:pPr>
-          <w:hyperlink w:anchor="_Toc233656515" w:history="1">
+          <w:hyperlink w:anchor="_Toc238450333" w:history="1">
             <w:r>
               <w:rPr>
                 <w:rStyle w:val="Hipervnculo"/>
@@ -2608,7 +2608,7 @@
                 <w:noProof/>
                 <w:webHidden/>
               </w:rPr>
-              <w:instrText xml:space="preserve"> PAGEREF _Toc233656515 \h </w:instrText>
+              <w:instrText xml:space="preserve"> PAGEREF _Toc238450333 \h </w:instrText>
             </w:r>
             <w:r>
               <w:rPr>
@@ -2653,7 +2653,7 @@
               <w:lang w:val="es-ES" w:eastAsia="es-ES"/>
             </w:rPr>
           </w:pPr>
-          <w:hyperlink w:anchor="_Toc233656516" w:history="1">
+          <w:hyperlink w:anchor="_Toc238450334" w:history="1">
             <w:r>
               <w:rPr>
                 <w:rStyle w:val="Hipervnculo"/>
@@ -2680,7 +2680,7 @@
                 <w:noProof/>
                 <w:webHidden/>
               </w:rPr>
-              <w:instrText xml:space="preserve"> PAGEREF _Toc233656516 \h </w:instrText>
+              <w:instrText xml:space="preserve"> PAGEREF _Toc238450334 \h </w:instrText>
             </w:r>
             <w:r>
               <w:rPr>
@@ -2725,7 +2725,7 @@
               <w:lang w:val="es-ES" w:eastAsia="es-ES"/>
             </w:rPr>
           </w:pPr>
-          <w:hyperlink w:anchor="_Toc233656517" w:history="1">
+          <w:hyperlink w:anchor="_Toc238450335" w:history="1">
             <w:r>
               <w:rPr>
                 <w:rStyle w:val="Hipervnculo"/>
@@ -2752,7 +2752,7 @@
                 <w:noProof/>
                 <w:webHidden/>
               </w:rPr>
-              <w:instrText xml:space="preserve"> PAGEREF _Toc233656517 \h </w:instrText>
+              <w:instrText xml:space="preserve"> PAGEREF _Toc238450335 \h </w:instrText>
             </w:r>
             <w:r>
               <w:rPr>
@@ -2797,7 +2797,7 @@
               <w:lang w:val="es-ES" w:eastAsia="es-ES"/>
             </w:rPr>
           </w:pPr>
-          <w:hyperlink w:anchor="_Toc233656518" w:history="1">
+          <w:hyperlink w:anchor="_Toc238450336" w:history="1">
             <w:r>
               <w:rPr>
                 <w:rStyle w:val="Hipervnculo"/>
@@ -2824,7 +2824,7 @@
                 <w:noProof/>
                 <w:webHidden/>
               </w:rPr>
-              <w:instrText xml:space="preserve"> PAGEREF _Toc233656518 \h </w:instrText>
+              <w:instrText xml:space="preserve"> PAGEREF _Toc238450336 \h </w:instrText>
             </w:r>
             <w:r>
               <w:rPr>
@@ -2869,7 +2869,7 @@
               <w:lang w:val="es-ES" w:eastAsia="es-ES"/>
             </w:rPr>
           </w:pPr>
-          <w:hyperlink w:anchor="_Toc233656519" w:history="1">
+          <w:hyperlink w:anchor="_Toc238450337" w:history="1">
             <w:r>
               <w:rPr>
                 <w:rStyle w:val="Hipervnculo"/>
@@ -2896,7 +2896,7 @@
                 <w:noProof/>
                 <w:webHidden/>
               </w:rPr>
-              <w:instrText xml:space="preserve"> PAGEREF _Toc233656519 \h </w:instrText>
+              <w:instrText xml:space="preserve"> PAGEREF _Toc238450337 \h </w:instrText>
             </w:r>
             <w:r>
               <w:rPr>
@@ -2941,7 +2941,7 @@
               <w:lang w:val="es-ES" w:eastAsia="es-ES"/>
             </w:rPr>
           </w:pPr>
-          <w:hyperlink w:anchor="_Toc233656520" w:history="1">
+          <w:hyperlink w:anchor="_Toc238450338" w:history="1">
             <w:r>
               <w:rPr>
                 <w:rStyle w:val="Hipervnculo"/>
@@ -2968,7 +2968,7 @@
                 <w:noProof/>
                 <w:webHidden/>
               </w:rPr>
-              <w:instrText xml:space="preserve"> PAGEREF _Toc233656520 \h </w:instrText>
+              <w:instrText xml:space="preserve"> PAGEREF _Toc238450338 \h </w:instrText>
             </w:r>
             <w:r>
               <w:rPr>
@@ -3013,7 +3013,7 @@
               <w:lang w:val="es-ES" w:eastAsia="es-ES"/>
             </w:rPr>
           </w:pPr>
-          <w:hyperlink w:anchor="_Toc233656521" w:history="1">
+          <w:hyperlink w:anchor="_Toc238450339" w:history="1">
             <w:r>
               <w:rPr>
                 <w:rStyle w:val="Hipervnculo"/>
@@ -3040,7 +3040,7 @@
                 <w:noProof/>
                 <w:webHidden/>
               </w:rPr>
-              <w:instrText xml:space="preserve"> PAGEREF _Toc233656521 \h </w:instrText>
+              <w:instrText xml:space="preserve"> PAGEREF _Toc238450339 \h </w:instrText>
             </w:r>
             <w:r>
               <w:rPr>
@@ -3085,7 +3085,7 @@
               <w:lang w:val="es-ES" w:eastAsia="es-ES"/>
             </w:rPr>
           </w:pPr>
-          <w:hyperlink w:anchor="_Toc233656522" w:history="1">
+          <w:hyperlink w:anchor="_Toc238450340" w:history="1">
             <w:r>
               <w:rPr>
                 <w:rStyle w:val="Hipervnculo"/>
@@ -3112,7 +3112,7 @@
                 <w:noProof/>
                 <w:webHidden/>
               </w:rPr>
-              <w:instrText xml:space="preserve"> PAGEREF _Toc233656522 \h </w:instrText>
+              <w:instrText xml:space="preserve"> PAGEREF _Toc238450340 \h </w:instrText>
             </w:r>
             <w:r>
               <w:rPr>
@@ -3157,7 +3157,7 @@
               <w:lang w:val="es-ES" w:eastAsia="es-ES"/>
             </w:rPr>
           </w:pPr>
-          <w:hyperlink w:anchor="_Toc233656523" w:history="1">
+          <w:hyperlink w:anchor="_Toc238450341" w:history="1">
             <w:r>
               <w:rPr>
                 <w:rStyle w:val="Hipervnculo"/>
@@ -3184,7 +3184,7 @@
                 <w:noProof/>
                 <w:webHidden/>
               </w:rPr>
-              <w:instrText xml:space="preserve"> PAGEREF _Toc233656523 \h </w:instrText>
+              <w:instrText xml:space="preserve"> PAGEREF _Toc238450341 \h </w:instrText>
             </w:r>
             <w:r>
               <w:rPr>
@@ -3229,7 +3229,7 @@
               <w:lang w:val="es-ES" w:eastAsia="es-ES"/>
             </w:rPr>
           </w:pPr>
-          <w:hyperlink w:anchor="_Toc233656524" w:history="1">
+          <w:hyperlink w:anchor="_Toc238450342" w:history="1">
             <w:r>
               <w:rPr>
                 <w:rStyle w:val="Hipervnculo"/>
@@ -3256,7 +3256,7 @@
                 <w:noProof/>
                 <w:webHidden/>
               </w:rPr>
-              <w:instrText xml:space="preserve"> PAGEREF _Toc233656524 \h </w:instrText>
+              <w:instrText xml:space="preserve"> PAGEREF _Toc238450342 \h </w:instrText>
             </w:r>
             <w:r>
               <w:rPr>
@@ -3301,7 +3301,7 @@
               <w:lang w:val="es-ES" w:eastAsia="es-ES"/>
             </w:rPr>
           </w:pPr>
-          <w:hyperlink w:anchor="_Toc233656525" w:history="1">
+          <w:hyperlink w:anchor="_Toc238450343" w:history="1">
             <w:r>
               <w:rPr>
                 <w:rStyle w:val="Hipervnculo"/>
@@ -3328,7 +3328,7 @@
                 <w:noProof/>
                 <w:webHidden/>
               </w:rPr>
-              <w:instrText xml:space="preserve"> PAGEREF _Toc233656525 \h </w:instrText>
+              <w:instrText xml:space="preserve"> PAGEREF _Toc238450343 \h </w:instrText>
             </w:r>
             <w:r>
               <w:rPr>
@@ -3373,7 +3373,7 @@
               <w:lang w:val="es-ES" w:eastAsia="es-ES"/>
             </w:rPr>
           </w:pPr>
-          <w:hyperlink w:anchor="_Toc233656526" w:history="1">
+          <w:hyperlink w:anchor="_Toc238450344" w:history="1">
             <w:r>
               <w:rPr>
                 <w:rStyle w:val="Hipervnculo"/>
@@ -3400,7 +3400,7 @@
                 <w:noProof/>
                 <w:webHidden/>
               </w:rPr>
-              <w:instrText xml:space="preserve"> PAGEREF _Toc233656526 \h </w:instrText>
+              <w:instrText xml:space="preserve"> PAGEREF _Toc238450344 \h </w:instrText>
             </w:r>
             <w:r>
               <w:rPr>
@@ -3445,7 +3445,7 @@
               <w:lang w:val="es-ES" w:eastAsia="es-ES"/>
             </w:rPr>
           </w:pPr>
-          <w:hyperlink w:anchor="_Toc233656527" w:history="1">
+          <w:hyperlink w:anchor="_Toc238450345" w:history="1">
             <w:r>
               <w:rPr>
                 <w:rStyle w:val="Hipervnculo"/>
@@ -3472,7 +3472,7 @@
                 <w:noProof/>
                 <w:webHidden/>
               </w:rPr>
-              <w:instrText xml:space="preserve"> PAGEREF _Toc233656527 \h </w:instrText>
+              <w:instrText xml:space="preserve"> PAGEREF _Toc238450345 \h </w:instrText>
             </w:r>
             <w:r>
               <w:rPr>
@@ -3517,7 +3517,7 @@
               <w:lang w:val="es-ES" w:eastAsia="es-ES"/>
             </w:rPr>
           </w:pPr>
-          <w:hyperlink w:anchor="_Toc233656528" w:history="1">
+          <w:hyperlink w:anchor="_Toc238450346" w:history="1">
             <w:r>
               <w:rPr>
                 <w:rStyle w:val="Hipervnculo"/>
@@ -3544,7 +3544,7 @@
                 <w:noProof/>
                 <w:webHidden/>
               </w:rPr>
-              <w:instrText xml:space="preserve"> PAGEREF _Toc233656528 \h </w:instrText>
+              <w:instrText xml:space="preserve"> PAGEREF _Toc238450346 \h </w:instrText>
             </w:r>
             <w:r>
               <w:rPr>
@@ -3589,7 +3589,7 @@
               <w:lang w:val="es-ES" w:eastAsia="es-ES"/>
             </w:rPr>
           </w:pPr>
-          <w:hyperlink w:anchor="_Toc233656529" w:history="1">
+          <w:hyperlink w:anchor="_Toc238450347" w:history="1">
             <w:r>
               <w:rPr>
                 <w:rStyle w:val="Hipervnculo"/>
@@ -3616,7 +3616,7 @@
                 <w:noProof/>
                 <w:webHidden/>
               </w:rPr>
-              <w:instrText xml:space="preserve"> PAGEREF _Toc233656529 \h </w:instrText>
+              <w:instrText xml:space="preserve"> PAGEREF _Toc238450347 \h </w:instrText>
             </w:r>
             <w:r>
               <w:rPr>
@@ -3658,7 +3658,7 @@
       <w:pPr>
         <w:pStyle w:val="Titulosgenerales"/>
       </w:pPr>
-      <w:bookmarkStart w:id="0" w:name="_Toc233656488"/>
+      <w:bookmarkStart w:id="0" w:name="_Toc238450306"/>
       <w:r>
         <w:lastRenderedPageBreak/>
         <w:t>Introducción</w:t>
@@ -3686,7 +3686,7 @@
       <w:pPr>
         <w:pStyle w:val="Ttulo1"/>
       </w:pPr>
-      <w:bookmarkStart w:id="1" w:name="_Toc233656489"/>
+      <w:bookmarkStart w:id="1" w:name="_Toc238450307"/>
       <w:r>
         <w:rPr>
           <w:rStyle w:val="Extranjerismo"/>
@@ -3707,6 +3707,7 @@
     <w:p>
       <w:pPr>
         <w:pStyle w:val="Video"/>
+        <w:jc w:val="left"/>
       </w:pPr>
       <w:r>
         <w:t>Marketing en redes sociales</w:t>
@@ -3722,7 +3723,7 @@
           <w:noProof/>
         </w:rPr>
         <w:drawing>
-          <wp:inline distT="0" distB="0" distL="0" distR="0" wp14:anchorId="38BFE7DE" wp14:editId="3C443D8D">
+          <wp:inline distT="0" distB="0" distL="0" distR="0" wp14:anchorId="38BFE7DE" wp14:editId="1EB109C2">
             <wp:extent cx="4680000" cy="2632383"/>
             <wp:effectExtent l="0" t="0" r="6350" b="0"/>
             <wp:docPr id="23" name="Imagen 23">
@@ -3903,7 +3904,7 @@
       <w:pPr>
         <w:pStyle w:val="Ttulo2"/>
       </w:pPr>
-      <w:bookmarkStart w:id="2" w:name="_Toc233656490"/>
+      <w:bookmarkStart w:id="2" w:name="_Toc238450308"/>
       <w:r>
         <w:t xml:space="preserve">Concepto de </w:t>
       </w:r>
@@ -4517,7 +4518,7 @@
       <w:pPr>
         <w:pStyle w:val="Ttulo2"/>
       </w:pPr>
-      <w:bookmarkStart w:id="3" w:name="_Toc233656491"/>
+      <w:bookmarkStart w:id="3" w:name="_Toc238450309"/>
       <w:r>
         <w:t xml:space="preserve">Objetivos del </w:t>
       </w:r>
@@ -4731,7 +4732,7 @@
       <w:pPr>
         <w:pStyle w:val="Ttulo2"/>
       </w:pPr>
-      <w:bookmarkStart w:id="4" w:name="_Toc233656492"/>
+      <w:bookmarkStart w:id="4" w:name="_Toc238450310"/>
       <w:r>
         <w:t xml:space="preserve">Estrategias aplicadas al </w:t>
       </w:r>
@@ -4958,7 +4959,7 @@
       <w:pPr>
         <w:pStyle w:val="Ttulo1"/>
       </w:pPr>
-      <w:bookmarkStart w:id="5" w:name="_Toc233656493"/>
+      <w:bookmarkStart w:id="5" w:name="_Toc238450311"/>
       <w:r>
         <w:lastRenderedPageBreak/>
         <w:t>Campañas en redes sociales</w:t>
@@ -5067,7 +5068,7 @@
       <w:pPr>
         <w:pStyle w:val="Ttulo2"/>
       </w:pPr>
-      <w:bookmarkStart w:id="6" w:name="_Toc233656494"/>
+      <w:bookmarkStart w:id="6" w:name="_Toc238450312"/>
       <w:r>
         <w:t>Características y beneficios de las campañas digitales</w:t>
       </w:r>
@@ -5427,7 +5428,7 @@
       <w:pPr>
         <w:pStyle w:val="Ttulo2"/>
       </w:pPr>
-      <w:bookmarkStart w:id="7" w:name="_Toc233656495"/>
+      <w:bookmarkStart w:id="7" w:name="_Toc238450313"/>
       <w:r>
         <w:t>Tipos de campañas en redes sociales</w:t>
       </w:r>
@@ -5477,7 +5478,7 @@
       <w:pPr>
         <w:pStyle w:val="Ttulo2"/>
       </w:pPr>
-      <w:bookmarkStart w:id="8" w:name="_Toc233656496"/>
+      <w:bookmarkStart w:id="8" w:name="_Toc238450314"/>
       <w:r>
         <w:lastRenderedPageBreak/>
         <w:t>Objetivos de campañas digitales</w:t>
@@ -5685,7 +5686,7 @@
       <w:pPr>
         <w:pStyle w:val="Ttulo1"/>
       </w:pPr>
-      <w:bookmarkStart w:id="9" w:name="_Toc233656497"/>
+      <w:bookmarkStart w:id="9" w:name="_Toc238450315"/>
       <w:r>
         <w:lastRenderedPageBreak/>
         <w:t>Objetivos comerciales y campañas digitales</w:t>
@@ -5715,7 +5716,7 @@
       <w:pPr>
         <w:pStyle w:val="Ttulo2"/>
       </w:pPr>
-      <w:bookmarkStart w:id="10" w:name="_Toc233656498"/>
+      <w:bookmarkStart w:id="10" w:name="_Toc238450316"/>
       <w:r>
         <w:t>Relación entre objetivos y campañas digitales</w:t>
       </w:r>
@@ -6168,7 +6169,7 @@
       <w:pPr>
         <w:pStyle w:val="Ttulo2"/>
       </w:pPr>
-      <w:bookmarkStart w:id="11" w:name="_Toc233656499"/>
+      <w:bookmarkStart w:id="11" w:name="_Toc238450317"/>
       <w:r>
         <w:t>Aplicación de objetivos comerciales en redes sociales</w:t>
       </w:r>
@@ -6365,62 +6366,181 @@
           </w:tcPr>
           <w:p>
             <w:r>
+              <w:rPr>
+                <w:b/>
+                <w:bCs/>
+              </w:rPr>
+              <w:t xml:space="preserve">Mujer: </w:t>
+            </w:r>
+            <w:r>
               <w:t>¡Bienvenidos a este espacio formativo! En el entorno digital actual, las organizaciones utilizan campañas de marketing para promocionar productos, fortalecer su posicionamiento y conectar con sus audiencias. Sin embargo, para obtener resultados efectivos no basta con publicar contenidos o activar anuncios. Surge entonces una pregunta fundamental: ¿cómo lograr que una campaña digital contribuya realmente al cumplimiento de los objetivos comerciales?</w:t>
             </w:r>
           </w:p>
           <w:p>
             <w:r>
+              <w:rPr>
+                <w:b/>
+                <w:bCs/>
+              </w:rPr>
+              <w:t xml:space="preserve">Hombre: </w:t>
+            </w:r>
+            <w:r>
               <w:t xml:space="preserve">La respuesta se encuentra en una adecuada configuración de campañas. Este proceso permite alinear las acciones implementadas en las plataformas digitales con los objetivos estratégicos de la organización, optimizando el uso de los recursos y mejorando el rendimiento de las iniciativas de marketing digital. </w:t>
             </w:r>
           </w:p>
           <w:p>
             <w:r>
+              <w:rPr>
+                <w:b/>
+                <w:bCs/>
+              </w:rPr>
+              <w:t>Mujer:</w:t>
+            </w:r>
+            <w:r>
+              <w:rPr>
+                <w:b/>
+                <w:bCs/>
+              </w:rPr>
+              <w:t xml:space="preserve"> </w:t>
+            </w:r>
+            <w:r>
               <w:t xml:space="preserve">Por eso, en este episodio hablaremos sobre los principales elementos que intervienen en la configuración de campañas y la importancia de realizar un seguimiento permanente a sus resultados. ¡Bienvenidos! </w:t>
             </w:r>
           </w:p>
           <w:p>
             <w:r>
+              <w:rPr>
+                <w:b/>
+                <w:bCs/>
+              </w:rPr>
+              <w:t xml:space="preserve">Hombre: </w:t>
+            </w:r>
+            <w:r>
               <w:t>La configuración de una campaña inicia con la definición del objetivo. Este elemento establece el resultado que se espera alcanzar mediante la estrategia digital.</w:t>
             </w:r>
           </w:p>
           <w:p>
             <w:r>
+              <w:rPr>
+                <w:b/>
+                <w:bCs/>
+              </w:rPr>
+              <w:t>Mujer:</w:t>
+            </w:r>
+            <w:r>
+              <w:rPr>
+                <w:b/>
+                <w:bCs/>
+              </w:rPr>
+              <w:t xml:space="preserve"> </w:t>
+            </w:r>
+            <w:r>
               <w:t>Una vez definido el objetivo, es necesario identificar la audiencia objetivo. Esto implica determinar el grupo de usuarios al que estarán dirigidos los contenidos y anuncios, considerando características que permitan orientar la comunicación de manera más efectiva.</w:t>
             </w:r>
           </w:p>
           <w:p>
             <w:r>
+              <w:rPr>
+                <w:b/>
+                <w:bCs/>
+              </w:rPr>
               <w:lastRenderedPageBreak/>
+              <w:t xml:space="preserve">Hombre: </w:t>
+            </w:r>
+            <w:r>
               <w:t>Otro aspecto fundamental corresponde al presupuesto. En esta etapa se establecen los recursos económicos destinados a la ejecución de la campaña, permitiendo planificar la inversión y controlar el uso de los recursos disponibles.</w:t>
             </w:r>
           </w:p>
           <w:p>
             <w:r>
+              <w:rPr>
+                <w:b/>
+                <w:bCs/>
+              </w:rPr>
+              <w:t>Mujer:</w:t>
+            </w:r>
+            <w:r>
+              <w:rPr>
+                <w:b/>
+                <w:bCs/>
+              </w:rPr>
+              <w:t xml:space="preserve"> </w:t>
+            </w:r>
+            <w:r>
               <w:t>También es importante seleccionar el formato de contenido más adecuado. Dependiendo de los objetivos planteados, pueden utilizarse imágenes, videos, historias o publicaciones patrocinadas, cada uno con características y alcances específicos.</w:t>
             </w:r>
           </w:p>
           <w:p>
             <w:r>
+              <w:rPr>
+                <w:b/>
+                <w:bCs/>
+              </w:rPr>
+              <w:t xml:space="preserve">Hombre: </w:t>
+            </w:r>
+            <w:r>
               <w:t>De igual manera, la selección de la plataforma digital juega un papel estratégico dentro del proceso. La elección debe realizarse considerando tanto las características de la audiencia objetivo como los propósitos de comunicación definidos por la organización.</w:t>
             </w:r>
           </w:p>
           <w:p>
             <w:r>
+              <w:rPr>
+                <w:b/>
+                <w:bCs/>
+              </w:rPr>
+              <w:t>Mujer:</w:t>
+            </w:r>
+            <w:r>
+              <w:rPr>
+                <w:b/>
+                <w:bCs/>
+              </w:rPr>
+              <w:t xml:space="preserve"> </w:t>
+            </w:r>
+            <w:r>
               <w:t>Pero la configuración no termina con la publicación de la campaña. Una vez implementada, comienza una etapa igualmente importante: la evaluación continua de los resultados.</w:t>
             </w:r>
           </w:p>
           <w:p>
             <w:r>
+              <w:rPr>
+                <w:b/>
+                <w:bCs/>
+              </w:rPr>
+              <w:t xml:space="preserve">Hombre: </w:t>
+            </w:r>
+            <w:r>
               <w:t xml:space="preserve">Este seguimiento permite medir el desempeño de la estrategia y determinar el nivel de cumplimiento de las metas establecidas mediante diferentes indicadores de seguimiento.  </w:t>
             </w:r>
           </w:p>
           <w:p>
             <w:r>
+              <w:rPr>
+                <w:b/>
+                <w:bCs/>
+              </w:rPr>
+              <w:t>Mujer:</w:t>
+            </w:r>
+            <w:r>
+              <w:rPr>
+                <w:b/>
+                <w:bCs/>
+              </w:rPr>
+              <w:t xml:space="preserve"> </w:t>
+            </w:r>
+            <w:r>
               <w:t>Uno de estos indicadores es el alcance, que muestra la cantidad de usuarios expuestos a los contenidos o anuncios publicados durante la campaña.</w:t>
             </w:r>
           </w:p>
           <w:p>
             <w:r>
+              <w:rPr>
+                <w:b/>
+                <w:bCs/>
+              </w:rPr>
+              <w:t xml:space="preserve">Hombre: </w:t>
+            </w:r>
+            <w:r>
               <w:t xml:space="preserve">También se analiza la interacción, un indicador que refleja el nivel de participación de la audiencia a través de reacciones, comentarios, compartidos o mensajes generados en las plataformas digitales. Por su parte, los clics permiten </w:t>
             </w:r>
             <w:r>
@@ -6430,30 +6550,92 @@
           </w:p>
           <w:p>
             <w:r>
+              <w:rPr>
+                <w:b/>
+                <w:bCs/>
+              </w:rPr>
+              <w:t>Mujer:</w:t>
+            </w:r>
+            <w:r>
+              <w:rPr>
+                <w:b/>
+                <w:bCs/>
+              </w:rPr>
+              <w:t xml:space="preserve"> </w:t>
+            </w:r>
+            <w:r>
               <w:t>A ello se suman las conversiones, que evidencian la cantidad de acciones completadas por los usuarios en respuesta a los objetivos definidos, como registros, compras, solicitudes de información o descargas.</w:t>
             </w:r>
           </w:p>
           <w:p>
             <w:r>
+              <w:rPr>
+                <w:b/>
+                <w:bCs/>
+              </w:rPr>
+              <w:t xml:space="preserve">Hombre: </w:t>
+            </w:r>
+            <w:r>
               <w:t>Finalmente, el análisis del retorno de resultados permite evaluar la efectividad de las acciones implementadas y determinar su contribución al logro de los objetivos comerciales de la organización.</w:t>
             </w:r>
           </w:p>
           <w:p>
             <w:r>
+              <w:rPr>
+                <w:b/>
+                <w:bCs/>
+              </w:rPr>
+              <w:t>Mujer:</w:t>
+            </w:r>
+            <w:r>
+              <w:rPr>
+                <w:b/>
+                <w:bCs/>
+              </w:rPr>
+              <w:t xml:space="preserve"> </w:t>
+            </w:r>
+            <w:r>
               <w:t>En conclusión, una adecuada configuración de campañas requiere definir objetivos claros, identificar la audiencia objetivo, establecer un presupuesto, seleccionar formatos de contenido y elegir las plataformas digitales más apropiadas para cada estrategia.</w:t>
             </w:r>
           </w:p>
           <w:p>
             <w:r>
+              <w:rPr>
+                <w:b/>
+              </w:rPr>
+              <w:t xml:space="preserve">Hombre: </w:t>
+            </w:r>
+            <w:r>
               <w:t>Y cuando este proceso se complementa con un seguimiento permanente de indicadores como alcance, interacción, clics y conversiones, las organizaciones pueden mejorar sus resultados y aprovechar de manera más eficiente sus recursos de marketing digital.</w:t>
             </w:r>
           </w:p>
           <w:p>
             <w:r>
+              <w:rPr>
+                <w:b/>
+                <w:bCs/>
+              </w:rPr>
+              <w:t>Mujer:</w:t>
+            </w:r>
+            <w:r>
+              <w:rPr>
+                <w:b/>
+                <w:bCs/>
+              </w:rPr>
+              <w:t xml:space="preserve"> </w:t>
+            </w:r>
+            <w:r>
               <w:t>Porque en los entornos digitales actuales, el éxito de una campaña no depende únicamente de su implementación, sino también de la capacidad para medir, analizar y optimizar continuamente su desempeño.</w:t>
             </w:r>
           </w:p>
           <w:p>
+            <w:r>
+              <w:rPr>
+                <w:b/>
+                <w:bCs/>
+              </w:rPr>
+              <w:t xml:space="preserve">Hombre: </w:t>
+            </w:r>
             <w:r>
               <w:t>Gracias por acompañarnos en este episodio. Nos encontramos en una próxima experiencia de aprendizaje.</w:t>
             </w:r>
@@ -6481,7 +6663,7 @@
       <w:pPr>
         <w:pStyle w:val="Ttulo1"/>
       </w:pPr>
-      <w:bookmarkStart w:id="12" w:name="_Toc233656500"/>
+      <w:bookmarkStart w:id="12" w:name="_Toc238450318"/>
       <w:r>
         <w:lastRenderedPageBreak/>
         <w:t>Anatomía de contenidos en redes sociales</w:t>
@@ -6502,7 +6684,7 @@
       <w:pPr>
         <w:pStyle w:val="Ttulo2"/>
       </w:pPr>
-      <w:bookmarkStart w:id="13" w:name="_Toc233656501"/>
+      <w:bookmarkStart w:id="13" w:name="_Toc238450319"/>
       <w:r>
         <w:t>Características y aportes de los contenidos digitales</w:t>
       </w:r>
@@ -6772,7 +6954,7 @@
       <w:pPr>
         <w:pStyle w:val="Ttulo2"/>
       </w:pPr>
-      <w:bookmarkStart w:id="14" w:name="_Toc233656502"/>
+      <w:bookmarkStart w:id="14" w:name="_Toc238450320"/>
       <w:r>
         <w:t>Formatos de contenido en redes sociales</w:t>
       </w:r>
@@ -7092,7 +7274,7 @@
       <w:pPr>
         <w:pStyle w:val="Ttulo2"/>
       </w:pPr>
-      <w:bookmarkStart w:id="15" w:name="_Toc233656503"/>
+      <w:bookmarkStart w:id="15" w:name="_Toc238450321"/>
       <w:r>
         <w:lastRenderedPageBreak/>
         <w:t>Propósitos según formato de contenido</w:t>
@@ -7303,7 +7485,7 @@
           </w:tcPr>
           <w:p>
             <w:pPr>
-              <w:pStyle w:val="Tablas"/>
+              <w:pStyle w:val="TextoTablas"/>
             </w:pPr>
             <w:r>
               <w:t>Formato de contenido</w:t>
@@ -7317,7 +7499,7 @@
           </w:tcPr>
           <w:p>
             <w:pPr>
-              <w:pStyle w:val="Tablas"/>
+              <w:pStyle w:val="TextoTablas"/>
             </w:pPr>
             <w:r>
               <w:t>Métricas relacionadas</w:t>
@@ -7331,7 +7513,7 @@
           </w:tcPr>
           <w:p>
             <w:pPr>
-              <w:pStyle w:val="Tablas"/>
+              <w:pStyle w:val="TextoTablas"/>
             </w:pPr>
             <w:r>
               <w:t>Objetivo principal</w:t>
@@ -7350,7 +7532,7 @@
           </w:tcPr>
           <w:p>
             <w:pPr>
-              <w:pStyle w:val="Tablas"/>
+              <w:pStyle w:val="TextoTablas"/>
             </w:pPr>
             <w:r>
               <w:t>Imágenes y publicaciones</w:t>
@@ -7364,7 +7546,7 @@
           </w:tcPr>
           <w:p>
             <w:pPr>
-              <w:pStyle w:val="Tablas"/>
+              <w:pStyle w:val="TextoTablas"/>
             </w:pPr>
             <w:r>
               <w:t>Alcance, reacciones y comentarios.</w:t>
@@ -7378,7 +7560,7 @@
           </w:tcPr>
           <w:p>
             <w:pPr>
-              <w:pStyle w:val="Tablas"/>
+              <w:pStyle w:val="TextoTablas"/>
             </w:pPr>
             <w:r>
               <w:t>Reconocimiento e interacción.</w:t>
@@ -7394,7 +7576,7 @@
           </w:tcPr>
           <w:p>
             <w:pPr>
-              <w:pStyle w:val="Tablas"/>
+              <w:pStyle w:val="TextoTablas"/>
             </w:pPr>
             <w:r>
               <w:t xml:space="preserve">Videos y </w:t>
@@ -7414,7 +7596,7 @@
           </w:tcPr>
           <w:p>
             <w:pPr>
-              <w:pStyle w:val="Tablas"/>
+              <w:pStyle w:val="TextoTablas"/>
             </w:pPr>
             <w:r>
               <w:t>Reproducciones, tiempo de visualización y compartidos.</w:t>
@@ -7428,7 +7610,7 @@
           </w:tcPr>
           <w:p>
             <w:pPr>
-              <w:pStyle w:val="Tablas"/>
+              <w:pStyle w:val="TextoTablas"/>
             </w:pPr>
             <w:r>
               <w:t>Alcance y participación.</w:t>
@@ -7447,7 +7629,7 @@
           </w:tcPr>
           <w:p>
             <w:pPr>
-              <w:pStyle w:val="Tablas"/>
+              <w:pStyle w:val="TextoTablas"/>
             </w:pPr>
             <w:r>
               <w:t>Historias digitales</w:t>
@@ -7461,7 +7643,7 @@
           </w:tcPr>
           <w:p>
             <w:pPr>
-              <w:pStyle w:val="Tablas"/>
+              <w:pStyle w:val="TextoTablas"/>
             </w:pPr>
             <w:r>
               <w:t>Visualizaciones, respuestas y clics.</w:t>
@@ -7475,7 +7657,7 @@
           </w:tcPr>
           <w:p>
             <w:pPr>
-              <w:pStyle w:val="Tablas"/>
+              <w:pStyle w:val="TextoTablas"/>
             </w:pPr>
             <w:r>
               <w:t>Interacción rápida.</w:t>
@@ -7491,7 +7673,7 @@
           </w:tcPr>
           <w:p>
             <w:pPr>
-              <w:pStyle w:val="Tablas"/>
+              <w:pStyle w:val="TextoTablas"/>
             </w:pPr>
             <w:r>
               <w:t>Contenido interactivo</w:t>
@@ -7505,7 +7687,7 @@
           </w:tcPr>
           <w:p>
             <w:pPr>
-              <w:pStyle w:val="Tablas"/>
+              <w:pStyle w:val="TextoTablas"/>
             </w:pPr>
             <w:r>
               <w:t>Participación, respuestas y clics.</w:t>
@@ -7519,7 +7701,7 @@
           </w:tcPr>
           <w:p>
             <w:pPr>
-              <w:pStyle w:val="Tablas"/>
+              <w:pStyle w:val="TextoTablas"/>
             </w:pPr>
             <w:r>
               <w:t>Compromiso de usuarios.</w:t>
@@ -7538,7 +7720,7 @@
           </w:tcPr>
           <w:p>
             <w:pPr>
-              <w:pStyle w:val="Tablas"/>
+              <w:pStyle w:val="TextoTablas"/>
             </w:pPr>
             <w:r>
               <w:t>Anuncios digitales</w:t>
@@ -7552,7 +7734,7 @@
           </w:tcPr>
           <w:p>
             <w:pPr>
-              <w:pStyle w:val="Tablas"/>
+              <w:pStyle w:val="TextoTablas"/>
             </w:pPr>
             <w:r>
               <w:t>CTR, conversiones y CPC.</w:t>
@@ -7566,7 +7748,7 @@
           </w:tcPr>
           <w:p>
             <w:pPr>
-              <w:pStyle w:val="Tablas"/>
+              <w:pStyle w:val="TextoTablas"/>
             </w:pPr>
             <w:r>
               <w:t>Resultados comerciales.</w:t>
@@ -7599,7 +7781,7 @@
       <w:pPr>
         <w:pStyle w:val="Ttulo1"/>
       </w:pPr>
-      <w:bookmarkStart w:id="16" w:name="_Toc233656504"/>
+      <w:bookmarkStart w:id="16" w:name="_Toc238450322"/>
       <w:r>
         <w:lastRenderedPageBreak/>
         <w:t>Embudo de conversión</w:t>
@@ -7648,7 +7830,7 @@
       <w:pPr>
         <w:pStyle w:val="Ttulo2"/>
       </w:pPr>
-      <w:bookmarkStart w:id="17" w:name="_Toc233656505"/>
+      <w:bookmarkStart w:id="17" w:name="_Toc238450323"/>
       <w:r>
         <w:t>Fases del embudo de conversión</w:t>
       </w:r>
@@ -7864,7 +8046,7 @@
       <w:pPr>
         <w:pStyle w:val="Ttulo2"/>
       </w:pPr>
-      <w:bookmarkStart w:id="18" w:name="_Toc233656506"/>
+      <w:bookmarkStart w:id="18" w:name="_Toc238450324"/>
       <w:r>
         <w:t>Aplicabilidad en campañas digitales</w:t>
       </w:r>
@@ -7872,13 +8054,7 @@
     </w:p>
     <w:p>
       <w:r>
-        <w:t>El embudo de conversión puede aplicarse en diferentes tipos de campañas digitales para analizar el comportamiento de las audiencias y evaluar el rendimiento de las estrategias implementadas en redes sociales. Su utilización permite identificar la etapa en la que s</w:t>
-      </w:r>
-      <w:r>
-        <w:t xml:space="preserve"> </w:t>
-      </w:r>
-      <w:r>
-        <w:t xml:space="preserve">e encuentran los usuarios y desarrollar acciones orientadas a fortalecer la interacción, aumentar las conversiones y optimizar los resultados de las campañas. La aplicación del embudo de conversión facilita la organización de estrategias de contenido, segmentación y seguimiento de acuerdo con las características de cada fase del proceso de interacción con las audiencias: </w:t>
+        <w:t xml:space="preserve">El embudo de conversión puede aplicarse en diferentes tipos de campañas digitales para analizar el comportamiento de las audiencias y evaluar el rendimiento de las estrategias implementadas en redes sociales. Su utilización permite identificar la etapa en la que se encuentran los usuarios y desarrollar acciones orientadas a fortalecer la interacción, aumentar las conversiones y optimizar los resultados de las campañas. La aplicación del embudo de conversión facilita la organización de estrategias de contenido, segmentación y seguimiento de acuerdo con las características de cada fase del proceso de interacción con las audiencias: </w:t>
       </w:r>
     </w:p>
     <w:p>
@@ -8083,7 +8259,7 @@
           </w:tcPr>
           <w:p>
             <w:pPr>
-              <w:pStyle w:val="Tablas"/>
+              <w:pStyle w:val="TextoTablas"/>
             </w:pPr>
             <w:r>
               <w:t>Fase del embudo</w:t>
@@ -8097,7 +8273,7 @@
           </w:tcPr>
           <w:p>
             <w:pPr>
-              <w:pStyle w:val="Tablas"/>
+              <w:pStyle w:val="TextoTablas"/>
             </w:pPr>
             <w:r>
               <w:t>Métricas relacionadas</w:t>
@@ -8116,7 +8292,7 @@
           </w:tcPr>
           <w:p>
             <w:pPr>
-              <w:pStyle w:val="Tablas"/>
+              <w:pStyle w:val="TextoTablas"/>
             </w:pPr>
             <w:r>
               <w:t>Atracción</w:t>
@@ -8130,7 +8306,7 @@
           </w:tcPr>
           <w:p>
             <w:pPr>
-              <w:pStyle w:val="Tablas"/>
+              <w:pStyle w:val="TextoTablas"/>
             </w:pPr>
             <w:r>
               <w:t>Alcance, impresiones y visualizaciones.</w:t>
@@ -8146,7 +8322,7 @@
           </w:tcPr>
           <w:p>
             <w:pPr>
-              <w:pStyle w:val="Tablas"/>
+              <w:pStyle w:val="TextoTablas"/>
             </w:pPr>
             <w:r>
               <w:t>Consideración</w:t>
@@ -8160,7 +8336,7 @@
           </w:tcPr>
           <w:p>
             <w:pPr>
-              <w:pStyle w:val="Tablas"/>
+              <w:pStyle w:val="TextoTablas"/>
             </w:pPr>
             <w:r>
               <w:t>Comentarios, compartidos, clics e interacciones.</w:t>
@@ -8179,7 +8355,7 @@
           </w:tcPr>
           <w:p>
             <w:pPr>
-              <w:pStyle w:val="Tablas"/>
+              <w:pStyle w:val="TextoTablas"/>
             </w:pPr>
             <w:r>
               <w:t>Conversión</w:t>
@@ -8193,7 +8369,7 @@
           </w:tcPr>
           <w:p>
             <w:pPr>
-              <w:pStyle w:val="Tablas"/>
+              <w:pStyle w:val="TextoTablas"/>
             </w:pPr>
             <w:r>
               <w:t>CTR, conversiones, registros, descargas y compras.</w:t>
@@ -8209,7 +8385,7 @@
           </w:tcPr>
           <w:p>
             <w:pPr>
-              <w:pStyle w:val="Tablas"/>
+              <w:pStyle w:val="TextoTablas"/>
             </w:pPr>
             <w:r>
               <w:t>Fidelización</w:t>
@@ -8223,7 +8399,7 @@
           </w:tcPr>
           <w:p>
             <w:pPr>
-              <w:pStyle w:val="Tablas"/>
+              <w:pStyle w:val="TextoTablas"/>
             </w:pPr>
             <w:r>
               <w:t>Retención, recurrencia, participación constante y nivel de compromiso de los usuarios.</w:t>
@@ -8239,11 +8415,8 @@
     </w:p>
     <w:p>
       <w:r>
-        <w:t xml:space="preserve">Por ejemplo, durante la fase de atracción se utilizan métricas relacionadas con alcance y visualizaciones para determinar cuántos usuarios interactúan inicialmente con los contenidos publicados, mientras que en la fase de conversión se analizan </w:t>
-      </w:r>
-      <w:r>
         <w:lastRenderedPageBreak/>
-        <w:t>indicadores asociados a registros, clics o compras realizadas como resultado de las estrategias implementadas.</w:t>
+        <w:t>Por ejemplo, durante la fase de atracción se utilizan métricas relacionadas con alcance y visualizaciones para determinar cuántos usuarios interactúan inicialmente con los contenidos publicados, mientras que en la fase de conversión se analizan indicadores asociados a registros, clics o compras realizadas como resultado de las estrategias implementadas.</w:t>
       </w:r>
     </w:p>
     <w:p>
@@ -8264,7 +8437,7 @@
       <w:pPr>
         <w:pStyle w:val="Ttulo1"/>
       </w:pPr>
-      <w:bookmarkStart w:id="19" w:name="_Toc233656507"/>
+      <w:bookmarkStart w:id="19" w:name="_Toc238450325"/>
       <w:r>
         <w:lastRenderedPageBreak/>
         <w:t>Métricas digitales y KPI en redes sociales</w:t>
@@ -8455,7 +8628,7 @@
       <w:pPr>
         <w:pStyle w:val="Ttulo2"/>
       </w:pPr>
-      <w:bookmarkStart w:id="20" w:name="_Toc233656508"/>
+      <w:bookmarkStart w:id="20" w:name="_Toc238450326"/>
       <w:r>
         <w:t>Tipos de métricas en redes sociales</w:t>
       </w:r>
@@ -9152,7 +9325,7 @@
       <w:pPr>
         <w:pStyle w:val="Ttulo2"/>
       </w:pPr>
-      <w:bookmarkStart w:id="21" w:name="_Toc233656509"/>
+      <w:bookmarkStart w:id="21" w:name="_Toc238450327"/>
       <w:r>
         <w:lastRenderedPageBreak/>
         <w:t>Interpretación de métricas digitales</w:t>
@@ -9574,7 +9747,7 @@
       <w:pPr>
         <w:pStyle w:val="Ttulo1"/>
       </w:pPr>
-      <w:bookmarkStart w:id="22" w:name="_Toc233656510"/>
+      <w:bookmarkStart w:id="22" w:name="_Toc238450328"/>
       <w:r>
         <w:lastRenderedPageBreak/>
         <w:t>KPI en redes sociales</w:t>
@@ -9751,7 +9924,7 @@
       <w:pPr>
         <w:pStyle w:val="Ttulo2"/>
       </w:pPr>
-      <w:bookmarkStart w:id="23" w:name="_Toc233656511"/>
+      <w:bookmarkStart w:id="23" w:name="_Toc238450329"/>
       <w:r>
         <w:lastRenderedPageBreak/>
         <w:t>Concepto de KPI</w:t>
@@ -9816,7 +9989,7 @@
           </w:tcPr>
           <w:p>
             <w:pPr>
-              <w:pStyle w:val="Tablas"/>
+              <w:pStyle w:val="TextoTablas"/>
             </w:pPr>
             <w:r>
               <w:t>Métricas</w:t>
@@ -9830,7 +10003,7 @@
           </w:tcPr>
           <w:p>
             <w:pPr>
-              <w:pStyle w:val="Tablas"/>
+              <w:pStyle w:val="TextoTablas"/>
             </w:pPr>
             <w:r>
               <w:t>KPI</w:t>
@@ -9849,7 +10022,7 @@
           </w:tcPr>
           <w:p>
             <w:pPr>
-              <w:pStyle w:val="Tablas"/>
+              <w:pStyle w:val="TextoTablas"/>
             </w:pPr>
             <w:r>
               <w:t>Representan datos generales relacionados con el comportamiento digital de los usuarios.</w:t>
@@ -9863,7 +10036,7 @@
           </w:tcPr>
           <w:p>
             <w:pPr>
-              <w:pStyle w:val="Tablas"/>
+              <w:pStyle w:val="TextoTablas"/>
             </w:pPr>
             <w:r>
               <w:t xml:space="preserve">Representan indicadores estratégicos orientados al cumplimiento de objetivos comerciales y de </w:t>
@@ -9888,7 +10061,7 @@
           </w:tcPr>
           <w:p>
             <w:pPr>
-              <w:pStyle w:val="Tablas"/>
+              <w:pStyle w:val="TextoTablas"/>
             </w:pPr>
             <w:r>
               <w:t>Permiten medir acciones específicas dentro de las plataformas digitales.</w:t>
@@ -9902,7 +10075,7 @@
           </w:tcPr>
           <w:p>
             <w:pPr>
-              <w:pStyle w:val="Tablas"/>
+              <w:pStyle w:val="TextoTablas"/>
             </w:pPr>
             <w:r>
               <w:t>Permiten evaluar el nivel de cumplimiento de metas organizacionales.</w:t>
@@ -9921,7 +10094,7 @@
           </w:tcPr>
           <w:p>
             <w:pPr>
-              <w:pStyle w:val="Tablas"/>
+              <w:pStyle w:val="TextoTablas"/>
             </w:pPr>
             <w:r>
               <w:t>Se enfocan en actividades individuales o resultados puntuales.</w:t>
@@ -9935,7 +10108,7 @@
           </w:tcPr>
           <w:p>
             <w:pPr>
-              <w:pStyle w:val="Tablas"/>
+              <w:pStyle w:val="TextoTablas"/>
             </w:pPr>
             <w:r>
               <w:t>Se enfocan en el rendimiento general y los resultados estratégicos de las campañas.</w:t>
@@ -9951,7 +10124,7 @@
           </w:tcPr>
           <w:p>
             <w:pPr>
-              <w:pStyle w:val="Tablas"/>
+              <w:pStyle w:val="TextoTablas"/>
             </w:pPr>
             <w:r>
               <w:t>Proporcionan información cuantitativa sobre una acción determinada.</w:t>
@@ -9965,7 +10138,7 @@
           </w:tcPr>
           <w:p>
             <w:pPr>
-              <w:pStyle w:val="Tablas"/>
+              <w:pStyle w:val="TextoTablas"/>
             </w:pPr>
             <w:r>
               <w:t>Facilitan la toma de decisiones mediante la interpretación estratégica de los resultados.</w:t>
@@ -9984,7 +10157,7 @@
           </w:tcPr>
           <w:p>
             <w:pPr>
-              <w:pStyle w:val="Tablas"/>
+              <w:pStyle w:val="TextoTablas"/>
             </w:pPr>
             <w:r>
               <w:t>Puede existir un gran número de métricas dentro de una campaña.</w:t>
@@ -9998,7 +10171,7 @@
           </w:tcPr>
           <w:p>
             <w:pPr>
-              <w:pStyle w:val="Tablas"/>
+              <w:pStyle w:val="TextoTablas"/>
             </w:pPr>
             <w:r>
               <w:t>Se seleccionan únicamente los indicadores más relevantes para evaluar el desempeño.</w:t>
@@ -10026,6 +10199,7 @@
           <w:b/>
           <w:bCs/>
         </w:rPr>
+        <w:lastRenderedPageBreak/>
         <w:t>Cantidad de clics</w:t>
       </w:r>
       <w:r>
@@ -10049,7 +10223,6 @@
           <w:b/>
           <w:bCs/>
         </w:rPr>
-        <w:lastRenderedPageBreak/>
         <w:t>Número de comentarios</w:t>
       </w:r>
       <w:r>
@@ -10176,370 +10349,303 @@
     </w:p>
     <w:p>
       <w:pPr>
-        <w:rPr>
-          <w:b/>
-          <w:bCs/>
-        </w:rPr>
-      </w:pPr>
-      <w:r>
-        <w:rPr>
-          <w:b/>
-          <w:bCs/>
-        </w:rPr>
-        <w:t>ROI =</w:t>
-      </w:r>
-      <w:r>
-        <w:rPr>
-          <w:b/>
-          <w:bCs/>
-        </w:rPr>
+        <w:pStyle w:val="Ttulo3"/>
+      </w:pPr>
+      <w:r>
+        <w:rPr>
+          <w:rFonts w:asciiTheme="minorHAnsi" w:eastAsiaTheme="minorHAnsi" w:hAnsiTheme="minorHAnsi" w:cstheme="minorBidi"/>
+          <w:bCs/>
+          <w:iCs w:val="0"/>
+          <w:color w:val="auto"/>
+          <w:kern w:val="2"/>
+          <w:sz w:val="28"/>
+          <w:szCs w:val="22"/>
+          <w:lang w:val="es-CO" w:eastAsia="en-US"/>
+          <w14:ligatures w14:val="standardContextual"/>
+        </w:rPr>
+        <w:t>ROI = ((Ganancia − Inversión) / Inversión) × 100</w:t>
+      </w:r>
+    </w:p>
+    <w:p>
+      <w:pPr>
+        <w:pStyle w:val="Ttulo3"/>
+      </w:pPr>
+      <w:r>
+        <w:t>Ejemplo</w:t>
+      </w:r>
+    </w:p>
+    <w:p>
+      <w:r>
+        <w:t>Una empresa invierte $1.000.000 en una campaña publicitaria en redes sociales y obtiene ventas por valor de $1.500.000. En este caso, la ganancia corresponde a $500.000.</w:t>
+      </w:r>
+    </w:p>
+    <w:p>
+      <w:pPr>
+        <w:rPr>
+          <w:b/>
+          <w:bCs/>
+        </w:rPr>
+      </w:pPr>
+      <w:r>
+        <w:rPr>
+          <w:b/>
+          <w:bCs/>
+        </w:rPr>
+        <w:t>ROI = (500.000 ÷ 1.000.000) × 100 = 50 %</w:t>
+      </w:r>
+    </w:p>
+    <w:p>
+      <w:r>
+        <w:t xml:space="preserve">Esto significa que por cada peso invertido en la campaña se obtuvo un retorno equivalente al 50 % de la inversión realizada. La adecuada selección y análisis de KPI permite evaluar el cumplimiento de los objetivos establecidos, optimizar estrategias digitales y fortalecer la toma de decisiones dentro de los procesos de </w:t>
+      </w:r>
+      <w:r>
+        <w:rPr>
+          <w:rStyle w:val="Extranjerismo"/>
+        </w:rPr>
+        <w:t>marketing</w:t>
+      </w:r>
+      <w:r>
+        <w:t xml:space="preserve"> en redes sociales.</w:t>
+      </w:r>
+    </w:p>
+    <w:p>
+      <w:pPr>
+        <w:pStyle w:val="Ttulo2"/>
+      </w:pPr>
+      <w:bookmarkStart w:id="24" w:name="_Toc238450330"/>
+      <w:r>
+        <w:lastRenderedPageBreak/>
+        <w:t>Tipos de KPI en campañas digitales</w:t>
+      </w:r>
+      <w:bookmarkEnd w:id="24"/>
+    </w:p>
+    <w:p>
+      <w:r>
+        <w:t>Los KPI pueden clasificarse según el objetivo estratégico que buscan evaluar dentro de las campañas digitales. Cada tipo de KPI permite medir aspectos específicos relacionados con alcance, interacción, tráfico, conversión, crecimiento, rentabilidad y fidelización de audiencias.</w:t>
+      </w:r>
+    </w:p>
+    <w:p>
+      <w:r>
+        <w:t xml:space="preserve">La correcta selección de KPI facilita el análisis del rendimiento de las estrategias implementadas en redes sociales y contribuye a la toma de decisiones basada en datos analíticos. Asimismo, permite identificar el nivel de cumplimiento de los objetivos comerciales y de </w:t>
+      </w:r>
+      <w:r>
+        <w:rPr>
+          <w:rStyle w:val="Extranjerismo"/>
+        </w:rPr>
+        <w:t>marketing</w:t>
+      </w:r>
+      <w:r>
+        <w:t xml:space="preserve"> establecidos para cada campaña.</w:t>
+      </w:r>
+    </w:p>
+    <w:p>
+      <w:pPr>
+        <w:pStyle w:val="Ttulo4"/>
+      </w:pPr>
+      <w:r>
+        <w:t>KPI de alcance</w:t>
+      </w:r>
+    </w:p>
+    <w:p>
+      <w:r>
+        <w:t>Permiten medir la visibilidad y exposición de los contenidos publicados en redes sociales. Entre los principales indicadores se encuentran el alcance total, las impresiones, los usuarios únicos alcanzados, las visualizaciones de contenido y la cobertura de publicaciones. Su objetivo es evaluar el nivel de exposición de las campañas digitales.</w:t>
+      </w:r>
+    </w:p>
+    <w:p>
+      <w:pPr>
+        <w:pStyle w:val="Ttulo4"/>
+      </w:pPr>
+      <w:r>
+        <w:t>KPI de interacción</w:t>
+      </w:r>
+    </w:p>
+    <w:p>
+      <w:r>
+        <w:t>Analizan el nivel de participación y compromiso generado por las audiencias dentro de las plataformas digitales. Incluyen indicadores como la tasa de interacción, la cantidad de comentarios, las reacciones, los compartidos, los guardados y la participación de usuarios. Su finalidad es medir el interés generado por los contenidos.</w:t>
+      </w:r>
+    </w:p>
+    <w:p>
+      <w:pPr>
+        <w:pStyle w:val="Ttulo4"/>
+      </w:pPr>
+      <w:r>
+        <w:t>KPI de tráfico</w:t>
+      </w:r>
+    </w:p>
+    <w:p>
+      <w:r>
+        <w:t xml:space="preserve">Permiten evaluar la cantidad de usuarios dirigidos desde redes sociales hacia sitios web, formularios o plataformas externas. Entre los indicadores más utilizados se encuentran los clics en enlaces, las visitas al sitio web, las sesiones generadas, el tiempo </w:t>
+      </w:r>
+      <w:r>
+        <w:lastRenderedPageBreak/>
+        <w:t>de permanencia y la tasa de rebote. Su objetivo es analizar el flujo de usuarios proveniente de las campañas digitales.</w:t>
+      </w:r>
+    </w:p>
+    <w:p>
+      <w:pPr>
+        <w:pStyle w:val="Ttulo4"/>
+      </w:pPr>
+      <w:r>
+        <w:t>KPI de conversión</w:t>
+      </w:r>
+    </w:p>
+    <w:p>
+      <w:r>
+        <w:t>Miden acciones específicas realizadas por los usuarios como resultado de las campañas implementadas. Incluyen indicadores como la tasa de conversión, los registros realizados, los formularios completados, las descargas y las compras generadas. Su propósito es evaluar el cumplimiento de los objetivos comerciales.</w:t>
+      </w:r>
+    </w:p>
+    <w:p>
+      <w:pPr>
+        <w:pStyle w:val="Ttulo4"/>
+      </w:pPr>
+      <w:r>
+        <w:t>KPI de crecimiento</w:t>
+      </w:r>
+    </w:p>
+    <w:p>
+      <w:r>
+        <w:t>Permiten analizar el desarrollo de comunidades digitales y el aumento de audiencias dentro de las plataformas sociales. Consideran indicadores como el crecimiento de seguidores, los nuevos suscriptores, el incremento de audiencia, la retención de seguidores y la variación de la comunidad digital. Su finalidad es medir el fortalecimiento de la presencia digital de la organización.</w:t>
+      </w:r>
+    </w:p>
+    <w:p>
+      <w:pPr>
+        <w:pStyle w:val="Ttulo4"/>
+      </w:pPr>
+      <w:r>
+        <w:t>KPI de rendimiento y rentabilidad</w:t>
+      </w:r>
+    </w:p>
+    <w:p>
+      <w:r>
+        <w:t>Evalúan la efectividad económica y comercial de las campañas digitales. Incluyen indicadores como el retorno de la inversión (</w:t>
+      </w:r>
+      <w:r>
+        <w:rPr>
+          <w:rStyle w:val="Extranjerismo"/>
+        </w:rPr>
+        <w:t>Return</w:t>
+      </w:r>
+      <w:r>
         <w:t xml:space="preserve"> </w:t>
       </w:r>
-      <w:r>
-        <w:rPr>
-          <w:b/>
-          <w:bCs/>
-        </w:rPr>
-        <w:t>(</w:t>
-      </w:r>
-      <w:r>
-        <w:rPr>
-          <w:b/>
-          <w:bCs/>
-        </w:rPr>
-        <w:t xml:space="preserve">Ganancia </w:t>
-      </w:r>
-      <w:r>
-        <w:rPr>
-          <w:b/>
-          <w:bCs/>
-        </w:rPr>
-        <w:t>–</w:t>
-      </w:r>
-      <w:r>
-        <w:rPr>
-          <w:b/>
-          <w:bCs/>
-        </w:rPr>
-        <w:t xml:space="preserve"> Inversión</w:t>
-      </w:r>
-      <w:r>
-        <w:rPr>
-          <w:b/>
-          <w:bCs/>
-        </w:rPr>
-        <w:t xml:space="preserve"> / </w:t>
-      </w:r>
-      <w:r>
-        <w:rPr>
-          <w:b/>
-          <w:bCs/>
-        </w:rPr>
-        <w:t>Inversión</w:t>
-      </w:r>
-      <w:r>
-        <w:rPr>
-          <w:b/>
-          <w:bCs/>
-        </w:rPr>
-        <w:t>)</w:t>
-      </w:r>
-      <w:r>
-        <w:rPr>
-          <w:b/>
-          <w:bCs/>
-        </w:rPr>
+      <w:proofErr w:type="spellStart"/>
+      <w:r>
+        <w:t>on</w:t>
+      </w:r>
+      <w:proofErr w:type="spellEnd"/>
+      <w:r>
         <w:t xml:space="preserve"> </w:t>
       </w:r>
       <w:r>
         <w:rPr>
-          <w:b/>
-          <w:bCs/>
-        </w:rPr>
-        <w:t>x</w:t>
-      </w:r>
-      <w:r>
-        <w:rPr>
-          <w:b/>
-          <w:bCs/>
-        </w:rPr>
-        <w:t xml:space="preserve"> 100</w:t>
-      </w:r>
-    </w:p>
-    <w:p>
-      <w:pPr>
-        <w:pStyle w:val="Ttulo3"/>
-      </w:pPr>
-      <w:r>
-        <w:t>Ejemplo</w:t>
-      </w:r>
-    </w:p>
-    <w:p>
-      <w:r>
-        <w:t>Una empresa invierte $1.000.000 en una campaña publicitaria en redes sociales y obtiene ventas por valor de $1.500.000. En este caso, la ganancia corresponde a $500.000.</w:t>
-      </w:r>
-    </w:p>
-    <w:p>
-      <w:pPr>
-        <w:rPr>
-          <w:b/>
-          <w:bCs/>
-        </w:rPr>
-      </w:pPr>
-      <w:r>
-        <w:rPr>
-          <w:b/>
-          <w:bCs/>
-        </w:rPr>
-        <w:t>ROI = (500.000 ÷ 1.000.000) × 100 = 50 %</w:t>
-      </w:r>
-    </w:p>
-    <w:p>
-      <w:r>
-        <w:t xml:space="preserve">Esto significa que por cada peso invertido en la campaña se obtuvo un retorno equivalente al 50 % de la inversión realizada. La adecuada selección y análisis de KPI permite evaluar el cumplimiento de los objetivos establecidos, optimizar estrategias digitales y fortalecer la toma de decisiones dentro de los procesos de </w:t>
-      </w:r>
-      <w:r>
-        <w:rPr>
           <w:rStyle w:val="Extranjerismo"/>
         </w:rPr>
+        <w:t>Investment</w:t>
+      </w:r>
+      <w:r>
+        <w:t xml:space="preserve"> - ROI), el costo por clic (CPC), el costo por adquisición (CPA), el rendimiento de anuncios y el retorno sobre la inversión publicitaria. Su objetivo es determinar la rentabilidad y efectividad de las estrategias implementadas.</w:t>
+      </w:r>
+    </w:p>
+    <w:p>
+      <w:pPr>
+        <w:pStyle w:val="Ttulo4"/>
+      </w:pPr>
+      <w:r>
+        <w:t>KPI de fidelización</w:t>
+      </w:r>
+    </w:p>
+    <w:p>
+      <w:r>
+        <w:t xml:space="preserve">Permiten medir el nivel de permanencia, compromiso y relación de las audiencias con la marca. Entre los indicadores más utilizados se encuentran las recompras, la participación recurrente, la retención de usuarios, el nivel de satisfacción y la </w:t>
+      </w:r>
+      <w:r>
+        <w:lastRenderedPageBreak/>
+        <w:t>interacción constante. Su objetivo es analizar la fidelidad y permanencia de los usuarios dentro de las comunidades digitales.</w:t>
+      </w:r>
+    </w:p>
+    <w:p>
+      <w:r>
+        <w:t>La utilización de diferentes tipos de KPI permite obtener una visión integral del rendimiento de las campañas digitales. Su análisis facilita la evaluación de resultados, la optimización de estrategias y el fortalecimiento de la toma de decisiones orientada al cumplimiento de los objetivos organizacionales.</w:t>
+      </w:r>
+    </w:p>
+    <w:p>
+      <w:r>
+        <w:t>En los KPI de rendimiento y rentabilidad, uno de los indicadores más utilizados es el retorno de la inversión (</w:t>
+      </w:r>
+      <w:r>
+        <w:rPr>
+          <w:rStyle w:val="Extranjerismo"/>
+        </w:rPr>
+        <w:t>Return on Investment</w:t>
+      </w:r>
+      <w:r>
+        <w:t xml:space="preserve"> - ROI), el cual permite determinar la rentabilidad de una campaña digital:</w:t>
+      </w:r>
+    </w:p>
+    <w:p>
+      <w:pPr>
+        <w:rPr>
+          <w:b/>
+          <w:bCs/>
+        </w:rPr>
+      </w:pPr>
+      <w:r>
+        <w:rPr>
+          <w:b/>
+          <w:bCs/>
+        </w:rPr>
+        <w:t>ROI = (Ganancia − Inversión) / Inversión × 100</w:t>
+      </w:r>
+    </w:p>
+    <w:p>
+      <w:r>
+        <w:t xml:space="preserve">Este indicador facilita la evaluación de los beneficios obtenidos en relación con los recursos invertidos en las estrategias de </w:t>
+      </w:r>
+      <w:r>
+        <w:rPr>
+          <w:rStyle w:val="Extranjerismo"/>
+        </w:rPr>
         <w:t>marketing</w:t>
       </w:r>
       <w:r>
-        <w:t xml:space="preserve"> en redes sociales.</w:t>
+        <w:t xml:space="preserve"> digital.</w:t>
       </w:r>
     </w:p>
     <w:p>
       <w:pPr>
         <w:pStyle w:val="Ttulo2"/>
       </w:pPr>
-      <w:bookmarkStart w:id="24" w:name="_Toc233656512"/>
-      <w:r>
-        <w:t>Tipos de KPI en campañas digitales</w:t>
-      </w:r>
-      <w:bookmarkEnd w:id="24"/>
-    </w:p>
-    <w:p>
-      <w:r>
-        <w:t xml:space="preserve">Los KPI pueden clasificarse según el objetivo estratégico que buscan evaluar dentro de las campañas digitales. Cada tipo de KPI permite medir aspectos específicos </w:t>
+      <w:bookmarkStart w:id="25" w:name="_Toc238450331"/>
+      <w:r>
+        <w:t>Interpretación de KPI en redes sociales</w:t>
+      </w:r>
+      <w:bookmarkEnd w:id="25"/>
+    </w:p>
+    <w:p>
+      <w:r>
+        <w:t xml:space="preserve">La interpretación de KPI consiste en analizar los resultados obtenidos mediante indicadores clave de desempeño para evaluar el cumplimiento de objetivos dentro de campañas digitales. Este proceso permite comprender el rendimiento de las estrategias implementadas y determinar su contribución al logro de las metas comerciales y de </w:t>
+      </w:r>
+      <w:r>
+        <w:rPr>
+          <w:rStyle w:val="Extranjerismo"/>
+        </w:rPr>
+        <w:t>marketing</w:t>
+      </w:r>
+      <w:r>
+        <w:t>.</w:t>
+      </w:r>
+    </w:p>
+    <w:p>
+      <w:r>
+        <w:t xml:space="preserve">Las organizaciones utilizan herramientas analíticas para interpretar KPI relacionados con alcance, interacción, tráfico, conversión, crecimiento y fidelización. La información obtenida facilita la identificación de fortalezas, oportunidades de mejora y factores que influyen en el comportamiento de las audiencias digitales. La adecuada </w:t>
       </w:r>
       <w:r>
         <w:lastRenderedPageBreak/>
-        <w:t>relacionados con alcance, interacción, tráfico, conversión, crecimiento, rentabilidad y fidelización de audiencias.</w:t>
-      </w:r>
-    </w:p>
-    <w:p>
-      <w:r>
-        <w:t xml:space="preserve">La correcta selección de KPI facilita el análisis del rendimiento de las estrategias implementadas en redes sociales y contribuye a la toma de decisiones basada en datos analíticos. Asimismo, permite identificar el nivel de cumplimiento de los objetivos comerciales y de </w:t>
-      </w:r>
-      <w:r>
-        <w:rPr>
-          <w:rStyle w:val="Extranjerismo"/>
-        </w:rPr>
-        <w:t>marketing</w:t>
-      </w:r>
-      <w:r>
-        <w:t xml:space="preserve"> establecidos para cada campaña.</w:t>
-      </w:r>
-    </w:p>
-    <w:p>
-      <w:pPr>
-        <w:pStyle w:val="Ttulo4"/>
-      </w:pPr>
-      <w:r>
-        <w:t>KPI de alcance</w:t>
-      </w:r>
-    </w:p>
-    <w:p>
-      <w:r>
-        <w:t>Permiten medir la visibilidad y exposición de los contenidos publicados en redes sociales. Entre los principales indicadores se encuentran el alcance total, las impresiones, los usuarios únicos alcanzados, las visualizaciones de contenido y la cobertura de publicaciones. Su objetivo es evaluar el nivel de exposición de las campañas digitales.</w:t>
-      </w:r>
-    </w:p>
-    <w:p>
-      <w:pPr>
-        <w:pStyle w:val="Ttulo4"/>
-      </w:pPr>
-      <w:r>
-        <w:t>KPI de interacción</w:t>
-      </w:r>
-    </w:p>
-    <w:p>
-      <w:r>
-        <w:t>Analizan el nivel de participación y compromiso generado por las audiencias dentro de las plataformas digitales. Incluyen indicadores como la tasa de interacción, la cantidad de comentarios, las reacciones, los compartidos, los guardados y la participación de usuarios. Su finalidad es medir el interés generado por los contenidos.</w:t>
-      </w:r>
-    </w:p>
-    <w:p>
-      <w:pPr>
-        <w:pStyle w:val="Ttulo4"/>
-      </w:pPr>
-      <w:r>
-        <w:t>KPI de tráfico</w:t>
-      </w:r>
-    </w:p>
-    <w:p>
-      <w:r>
-        <w:t>Permiten evaluar la cantidad de usuarios dirigidos desde redes sociales hacia sitios web, formularios o plataformas externas. Entre los indicadores más utilizados se encuentran los clics en enlaces, las visitas al sitio web, las sesiones generadas, el tiempo de permanencia y la tasa de rebote. Su objetivo es analizar el flujo de usuarios proveniente de las campañas digitales.</w:t>
-      </w:r>
-    </w:p>
-    <w:p>
-      <w:pPr>
-        <w:pStyle w:val="Ttulo4"/>
-      </w:pPr>
-      <w:r>
-        <w:lastRenderedPageBreak/>
-        <w:t>KPI de conversión</w:t>
-      </w:r>
-    </w:p>
-    <w:p>
-      <w:r>
-        <w:t>Miden acciones específicas realizadas por los usuarios como resultado de las campañas implementadas. Incluyen indicadores como la tasa de conversión, los registros realizados, los formularios completados, las descargas y las compras generadas. Su propósito es evaluar el cumplimiento de los objetivos comerciales.</w:t>
-      </w:r>
-    </w:p>
-    <w:p>
-      <w:pPr>
-        <w:pStyle w:val="Ttulo4"/>
-      </w:pPr>
-      <w:r>
-        <w:t>KPI de crecimiento</w:t>
-      </w:r>
-    </w:p>
-    <w:p>
-      <w:r>
-        <w:t>Permiten analizar el desarrollo de comunidades digitales y el aumento de audiencias dentro de las plataformas sociales. Consideran indicadores como el crecimiento de seguidores, los nuevos suscriptores, el incremento de audiencia, la retención de seguidores y la variación de la comunidad digital. Su finalidad es medir el fortalecimiento de la presencia digital de la organización.</w:t>
-      </w:r>
-    </w:p>
-    <w:p>
-      <w:pPr>
-        <w:pStyle w:val="Ttulo4"/>
-      </w:pPr>
-      <w:r>
-        <w:t>KPI de rendimiento y rentabilidad</w:t>
-      </w:r>
-    </w:p>
-    <w:p>
-      <w:r>
-        <w:t>Evalúan la efectividad económica y comercial de las campañas digitales. Incluyen indicadores como el retorno de la inversión (</w:t>
-      </w:r>
-      <w:r>
-        <w:rPr>
-          <w:rStyle w:val="Extranjerismo"/>
-        </w:rPr>
-        <w:t>Return</w:t>
-      </w:r>
-      <w:r>
-        <w:t xml:space="preserve"> </w:t>
-      </w:r>
-      <w:proofErr w:type="spellStart"/>
-      <w:r>
-        <w:t>on</w:t>
-      </w:r>
-      <w:proofErr w:type="spellEnd"/>
-      <w:r>
-        <w:t xml:space="preserve"> </w:t>
-      </w:r>
-      <w:r>
-        <w:rPr>
-          <w:rStyle w:val="Extranjerismo"/>
-        </w:rPr>
-        <w:t>Investment</w:t>
-      </w:r>
-      <w:r>
-        <w:t xml:space="preserve"> - ROI), el costo por clic (CPC), el costo por adquisición (CPA), el rendimiento de anuncios y el retorno sobre la inversión publicitaria. Su objetivo es determinar la rentabilidad y efectividad de las estrategias implementadas.</w:t>
-      </w:r>
-    </w:p>
-    <w:p>
-      <w:pPr>
-        <w:pStyle w:val="Ttulo4"/>
-      </w:pPr>
-      <w:r>
-        <w:t>KPI de fidelización</w:t>
-      </w:r>
-    </w:p>
-    <w:p>
-      <w:r>
-        <w:t>Permiten medir el nivel de permanencia, compromiso y relación de las audiencias con la marca. Entre los indicadores más utilizados se encuentran las recompras, la participación recurrente, la retención de usuarios, el nivel de satisfacción y la interacción constante. Su objetivo es analizar la fidelidad y permanencia de los usuarios dentro de las comunidades digitales.</w:t>
-      </w:r>
-    </w:p>
-    <w:p>
-      <w:r>
-        <w:lastRenderedPageBreak/>
-        <w:t>La utilización de diferentes tipos de KPI permite obtener una visión integral del rendimiento de las campañas digitales. Su análisis facilita la evaluación de resultados, la optimización de estrategias y el fortalecimiento de la toma de decisiones orientada al cumplimiento de los objetivos organizacionales.</w:t>
-      </w:r>
-    </w:p>
-    <w:p>
-      <w:r>
-        <w:t>En los KPI de rendimiento y rentabilidad, uno de los indicadores más utilizados es el retorno de la inversión (</w:t>
-      </w:r>
-      <w:r>
-        <w:rPr>
-          <w:rStyle w:val="Extranjerismo"/>
-        </w:rPr>
-        <w:t>Return on Investment</w:t>
-      </w:r>
-      <w:r>
-        <w:t xml:space="preserve"> - ROI), el cual permite determinar la rentabilidad de una campaña digital:</w:t>
-      </w:r>
-    </w:p>
-    <w:p>
-      <w:pPr>
-        <w:rPr>
-          <w:b/>
-          <w:bCs/>
-        </w:rPr>
-      </w:pPr>
-      <w:r>
-        <w:rPr>
-          <w:b/>
-          <w:bCs/>
-        </w:rPr>
-        <w:t>ROI = (Ganancia − Inversión) / Inversión × 100</w:t>
-      </w:r>
-    </w:p>
-    <w:p>
-      <w:r>
-        <w:t xml:space="preserve">Este indicador facilita la evaluación de los beneficios obtenidos en relación con los recursos invertidos en las estrategias de </w:t>
-      </w:r>
-      <w:r>
-        <w:rPr>
-          <w:rStyle w:val="Extranjerismo"/>
-        </w:rPr>
-        <w:t>marketing</w:t>
-      </w:r>
-      <w:r>
-        <w:t xml:space="preserve"> digital.</w:t>
-      </w:r>
-    </w:p>
-    <w:p>
-      <w:pPr>
-        <w:pStyle w:val="Ttulo2"/>
-      </w:pPr>
-      <w:bookmarkStart w:id="25" w:name="_Toc233656513"/>
-      <w:r>
-        <w:t>Interpretación de KPI en redes sociales</w:t>
-      </w:r>
-      <w:bookmarkEnd w:id="25"/>
-    </w:p>
-    <w:p>
-      <w:r>
-        <w:t xml:space="preserve">La interpretación de KPI consiste en analizar los resultados obtenidos mediante indicadores clave de desempeño para evaluar el cumplimiento de objetivos dentro de campañas digitales. Este proceso permite comprender el rendimiento de las estrategias implementadas y determinar su contribución al logro de las metas comerciales y de </w:t>
-      </w:r>
-      <w:r>
-        <w:rPr>
-          <w:rStyle w:val="Extranjerismo"/>
-        </w:rPr>
-        <w:t>marketing</w:t>
-      </w:r>
-      <w:r>
-        <w:t>.</w:t>
-      </w:r>
-    </w:p>
-    <w:p>
-      <w:r>
-        <w:t>Las organizaciones utilizan herramientas analíticas para interpretar KPI relacionados con alcance, interacción, tráfico, conversión, crecimiento y fidelización. La información obtenida facilita la identificación de fortalezas, oportunidades de mejora y factores que influyen en el comportamiento de las audiencias digitales. La adecuada interpretación de KPI contribuye a la optimización de campañas y fortalece la toma de decisiones basada en datos obtenidos mediante herramientas de análisis digital.</w:t>
-      </w:r>
-    </w:p>
-    <w:p>
-      <w:r>
-        <w:lastRenderedPageBreak/>
+        <w:t>interpretación de KPI contribuye a la optimización de campañas y fortalece la toma de decisiones basada en datos obtenidos mediante herramientas de análisis digital.</w:t>
+      </w:r>
+    </w:p>
+    <w:p>
+      <w:r>
         <w:t>La interpretación de KPI puede desarrollarse mediante diferentes procesos orientados a la evaluación del rendimiento de campañas digitales:</w:t>
       </w:r>
     </w:p>
@@ -10676,6 +10782,7 @@
         <w:ind w:left="993"/>
       </w:pPr>
       <w:r>
+        <w:lastRenderedPageBreak/>
         <w:t xml:space="preserve"> </w:t>
       </w:r>
       <w:r>
@@ -10695,7 +10802,6 @@
         <w:ind w:left="993"/>
       </w:pPr>
       <w:r>
-        <w:lastRenderedPageBreak/>
         <w:t xml:space="preserve"> </w:t>
       </w:r>
       <w:r>
@@ -10805,7 +10911,6 @@
         <w:pStyle w:val="Figura"/>
       </w:pPr>
       <w:r>
-        <w:lastRenderedPageBreak/>
         <w:t>Alto alcance y baja interacción</w:t>
       </w:r>
     </w:p>
@@ -10974,7 +11079,7 @@
       <w:pPr>
         <w:pStyle w:val="Ttulo1"/>
       </w:pPr>
-      <w:bookmarkStart w:id="26" w:name="_Toc233656514"/>
+      <w:bookmarkStart w:id="26" w:name="_Toc238450332"/>
       <w:r>
         <w:lastRenderedPageBreak/>
         <w:t>Plan de medición para redes sociales</w:t>
@@ -11181,7 +11286,7 @@
       <w:pPr>
         <w:pStyle w:val="Ttulo2"/>
       </w:pPr>
-      <w:bookmarkStart w:id="27" w:name="_Toc233656515"/>
+      <w:bookmarkStart w:id="27" w:name="_Toc238450333"/>
       <w:r>
         <w:t>Planificación analítica</w:t>
       </w:r>
@@ -11373,7 +11478,7 @@
       <w:pPr>
         <w:pStyle w:val="Ttulo2"/>
       </w:pPr>
-      <w:bookmarkStart w:id="28" w:name="_Toc233656516"/>
+      <w:bookmarkStart w:id="28" w:name="_Toc238450334"/>
       <w:r>
         <w:t>Objetivos del plan de medición</w:t>
       </w:r>
@@ -11553,7 +11658,7 @@
       <w:pPr>
         <w:pStyle w:val="Ttulo2"/>
       </w:pPr>
-      <w:bookmarkStart w:id="29" w:name="_Toc233656517"/>
+      <w:bookmarkStart w:id="29" w:name="_Toc238450335"/>
       <w:r>
         <w:t>Alistamiento del plan de medición</w:t>
       </w:r>
@@ -11626,7 +11731,7 @@
           </w:tcPr>
           <w:p>
             <w:pPr>
-              <w:pStyle w:val="Tablas"/>
+              <w:pStyle w:val="TextoTablas"/>
             </w:pPr>
             <w:r>
               <w:t>Elemento</w:t>
@@ -11640,7 +11745,7 @@
           </w:tcPr>
           <w:p>
             <w:pPr>
-              <w:pStyle w:val="Tablas"/>
+              <w:pStyle w:val="TextoTablas"/>
             </w:pPr>
             <w:r>
               <w:t>Función</w:t>
@@ -11659,7 +11764,7 @@
           </w:tcPr>
           <w:p>
             <w:pPr>
-              <w:pStyle w:val="Tablas"/>
+              <w:pStyle w:val="TextoTablas"/>
             </w:pPr>
             <w:r>
               <w:t>Métricas</w:t>
@@ -11673,7 +11778,7 @@
           </w:tcPr>
           <w:p>
             <w:pPr>
-              <w:pStyle w:val="Tablas"/>
+              <w:pStyle w:val="TextoTablas"/>
             </w:pPr>
             <w:r>
               <w:t>Presentar datos cuantitativos relacionados con campañas digitales.</w:t>
@@ -11689,7 +11794,7 @@
           </w:tcPr>
           <w:p>
             <w:pPr>
-              <w:pStyle w:val="Tablas"/>
+              <w:pStyle w:val="TextoTablas"/>
             </w:pPr>
             <w:r>
               <w:t>KPI</w:t>
@@ -11703,7 +11808,7 @@
           </w:tcPr>
           <w:p>
             <w:pPr>
-              <w:pStyle w:val="Tablas"/>
+              <w:pStyle w:val="TextoTablas"/>
             </w:pPr>
             <w:r>
               <w:t>Evaluar el cumplimiento de objetivos comerciales.</w:t>
@@ -11722,7 +11827,7 @@
           </w:tcPr>
           <w:p>
             <w:pPr>
-              <w:pStyle w:val="Tablas"/>
+              <w:pStyle w:val="TextoTablas"/>
             </w:pPr>
             <w:r>
               <w:t>Tablas de resultados</w:t>
@@ -11736,7 +11841,7 @@
           </w:tcPr>
           <w:p>
             <w:pPr>
-              <w:pStyle w:val="Tablas"/>
+              <w:pStyle w:val="TextoTablas"/>
             </w:pPr>
             <w:r>
               <w:t>Organizar la información de manera estructurada.</w:t>
@@ -11752,7 +11857,7 @@
           </w:tcPr>
           <w:p>
             <w:pPr>
-              <w:pStyle w:val="Tablas"/>
+              <w:pStyle w:val="TextoTablas"/>
             </w:pPr>
             <w:r>
               <w:t>Gráficos estadísticos</w:t>
@@ -11766,7 +11871,7 @@
           </w:tcPr>
           <w:p>
             <w:pPr>
-              <w:pStyle w:val="Tablas"/>
+              <w:pStyle w:val="TextoTablas"/>
             </w:pPr>
             <w:r>
               <w:t>Facilitar la interpretación de datos e indicadores.</w:t>
@@ -11785,7 +11890,7 @@
           </w:tcPr>
           <w:p>
             <w:pPr>
-              <w:pStyle w:val="Tablas"/>
+              <w:pStyle w:val="TextoTablas"/>
             </w:pPr>
             <w:r>
               <w:t>Conclusiones</w:t>
@@ -11799,7 +11904,7 @@
           </w:tcPr>
           <w:p>
             <w:pPr>
-              <w:pStyle w:val="Tablas"/>
+              <w:pStyle w:val="TextoTablas"/>
             </w:pPr>
             <w:r>
               <w:t>Identificar resultados y oportunidades de mejora.</w:t>
@@ -11818,7 +11923,11 @@
     </w:p>
     <w:p>
       <w:r>
-        <w:t xml:space="preserve">Por ejemplo, un reporte analítico puede incluir métricas relacionadas con alcance, interacción y conversiones obtenidas durante una campaña digital desarrollada en redes sociales. La elaboración de reportes facilita la interpretación de resultados y fortalece los procesos de seguimiento y evaluación dentro de las estrategias de </w:t>
+        <w:t xml:space="preserve">Por ejemplo, un reporte analítico puede incluir métricas relacionadas con alcance, interacción y conversiones obtenidas durante una campaña digital desarrollada en redes sociales. La elaboración de reportes facilita la interpretación de resultados y </w:t>
+      </w:r>
+      <w:r>
+        <w:lastRenderedPageBreak/>
+        <w:t xml:space="preserve">fortalece los procesos de seguimiento y evaluación dentro de las estrategias de </w:t>
       </w:r>
       <w:r>
         <w:rPr>
@@ -11835,7 +11944,6 @@
         <w:pStyle w:val="Figura"/>
       </w:pPr>
       <w:r>
-        <w:lastRenderedPageBreak/>
         <w:t>Reporte analítico de TikTok</w:t>
       </w:r>
     </w:p>
@@ -11852,9 +11960,9 @@
           <w:noProof/>
         </w:rPr>
         <w:drawing>
-          <wp:inline distT="0" distB="0" distL="0" distR="0" wp14:anchorId="2F7BEEA2" wp14:editId="24AC091F">
-            <wp:extent cx="3409950" cy="7164201"/>
-            <wp:effectExtent l="0" t="0" r="0" b="0"/>
+          <wp:inline distT="0" distB="0" distL="0" distR="0" wp14:anchorId="2F7BEEA2" wp14:editId="7E7097C3">
+            <wp:extent cx="3009900" cy="6323705"/>
+            <wp:effectExtent l="0" t="0" r="0" b="1270"/>
             <wp:docPr id="18" name="Imagen 18" descr="Captura de aplicación móvil con reporte analítico de TikTok que integra métricas de alcance, interacciones, conversiones, seguidores, rendimiento de campaña y contenido destacado."/>
             <wp:cNvGraphicFramePr>
               <a:graphicFrameLocks xmlns:a="http://schemas.openxmlformats.org/drawingml/2006/main" noChangeAspect="1"/>
@@ -11875,7 +11983,7 @@
                   <pic:spPr>
                     <a:xfrm>
                       <a:off x="0" y="0"/>
-                      <a:ext cx="3419191" cy="7183616"/>
+                      <a:ext cx="3026179" cy="6357906"/>
                     </a:xfrm>
                     <a:prstGeom prst="rect">
                       <a:avLst/>
@@ -11898,7 +12006,7 @@
       <w:pPr>
         <w:pStyle w:val="Ttulo1"/>
       </w:pPr>
-      <w:bookmarkStart w:id="30" w:name="_Toc233656518"/>
+      <w:bookmarkStart w:id="30" w:name="_Toc238450336"/>
       <w:r>
         <w:lastRenderedPageBreak/>
         <w:t>Audiencias en campañas digitales</w:t>
@@ -12029,7 +12137,7 @@
       <w:pPr>
         <w:pStyle w:val="Ttulo2"/>
       </w:pPr>
-      <w:bookmarkStart w:id="31" w:name="_Toc233656519"/>
+      <w:bookmarkStart w:id="31" w:name="_Toc238450337"/>
       <w:r>
         <w:t>Tipos de audiencias digitales</w:t>
       </w:r>
@@ -12103,7 +12211,7 @@
       <w:pPr>
         <w:pStyle w:val="Ttulo2"/>
       </w:pPr>
-      <w:bookmarkStart w:id="32" w:name="_Toc233656520"/>
+      <w:bookmarkStart w:id="32" w:name="_Toc238450338"/>
       <w:r>
         <w:t>Segmentación de audiencias</w:t>
       </w:r>
@@ -12158,7 +12266,7 @@
       <w:pPr>
         <w:pStyle w:val="Ttulo2"/>
       </w:pPr>
-      <w:bookmarkStart w:id="33" w:name="_Toc233656521"/>
+      <w:bookmarkStart w:id="33" w:name="_Toc238450339"/>
       <w:r>
         <w:t>Parametrización según objetivos de campaña</w:t>
       </w:r>
@@ -12391,7 +12499,7 @@
       <w:pPr>
         <w:pStyle w:val="Ttulo1"/>
       </w:pPr>
-      <w:bookmarkStart w:id="34" w:name="_Toc233656522"/>
+      <w:bookmarkStart w:id="34" w:name="_Toc238450340"/>
       <w:r>
         <w:lastRenderedPageBreak/>
         <w:t>Herramientas integradas de análisis en redes sociales</w:t>
@@ -12559,7 +12667,7 @@
       <w:pPr>
         <w:pStyle w:val="Ttulo2"/>
       </w:pPr>
-      <w:bookmarkStart w:id="35" w:name="_Toc233656523"/>
+      <w:bookmarkStart w:id="35" w:name="_Toc238450341"/>
       <w:r>
         <w:t>Concepto de herramientas de análisis</w:t>
       </w:r>
@@ -12723,7 +12831,7 @@
       <w:pPr>
         <w:pStyle w:val="Ttulo2"/>
       </w:pPr>
-      <w:bookmarkStart w:id="36" w:name="_Toc233656524"/>
+      <w:bookmarkStart w:id="36" w:name="_Toc238450342"/>
       <w:r>
         <w:t>Tipos de herramientas analíticas</w:t>
       </w:r>
@@ -12876,7 +12984,7 @@
       <w:pPr>
         <w:pStyle w:val="Ttulo2"/>
       </w:pPr>
-      <w:bookmarkStart w:id="37" w:name="_Toc233656525"/>
+      <w:bookmarkStart w:id="37" w:name="_Toc238450343"/>
       <w:r>
         <w:t>Navegación en herramientas de análisis</w:t>
       </w:r>
@@ -13520,7 +13628,7 @@
           <w:u w:val="single"/>
         </w:rPr>
       </w:pPr>
-      <w:bookmarkStart w:id="38" w:name="_Toc233656526"/>
+      <w:bookmarkStart w:id="38" w:name="_Toc238450344"/>
       <w:r>
         <w:lastRenderedPageBreak/>
         <w:t>Síntesis</w:t>
@@ -13560,10 +13668,10 @@
           <w:lang w:eastAsia="es-CO"/>
         </w:rPr>
         <w:drawing>
-          <wp:inline distT="0" distB="0" distL="0" distR="0" wp14:anchorId="243AC3A0" wp14:editId="148FE987">
-            <wp:extent cx="4900617" cy="6524625"/>
-            <wp:effectExtent l="0" t="0" r="0" b="0"/>
-            <wp:docPr id="22" name="Gráfico 22" descr="Diagrama conceptual sobre fundamentos de métricas y configuración de campañas digitales que integra marketing digital, herramientas analíticas, audiencias digitales, campañas digitales, embudo de conversión y métricas KPI. Incluye elementos como redes sociales, contenido digital, publicidad digital, plataformas de análisis y visualización de datos, Meta, Instagram, TikTok, YouTube, segmentación de audiencias, campañas orgánicas, pagas y mixtas, etapas de atracción, consideración, conversión y fidelización, y métricas de alcance, engagement, tasa de conversión y valor del cliente. "/>
+          <wp:inline distT="0" distB="0" distL="0" distR="0" wp14:anchorId="1F5CD3ED" wp14:editId="1ED033B8">
+            <wp:extent cx="4975412" cy="6624206"/>
+            <wp:effectExtent l="0" t="0" r="0" b="5715"/>
+            <wp:docPr id="1" name="Imagen 1" descr="Diagrama conceptual sobre fundamentos de métricas y configuración de campañas digitales que integra marketing digital, herramientas analíticas, audiencias digitales, campañas digitales, embudo de conversión y métricas KPI. Incluye elementos como redes sociales, contenido digital, publicidad digital, plataformas de análisis y visualización de datos, Meta, Instagram, TikTok, YouTube, segmentación de audiencias, campañas orgánicas, pagas y mixtas, etapas de atracción, consideración, conversión y fidelización, y métricas de alcance, engagement, tasa de conversión y valor del cliente. "/>
             <wp:cNvGraphicFramePr>
               <a:graphicFrameLocks xmlns:a="http://schemas.openxmlformats.org/drawingml/2006/main" noChangeAspect="1"/>
             </wp:cNvGraphicFramePr>
@@ -13571,14 +13679,14 @@
               <a:graphicData uri="http://schemas.openxmlformats.org/drawingml/2006/picture">
                 <pic:pic xmlns:pic="http://schemas.openxmlformats.org/drawingml/2006/picture">
                   <pic:nvPicPr>
-                    <pic:cNvPr id="22" name="Gráfico 22" descr="Diagrama conceptual sobre fundamentos de métricas y configuración de campañas digitales que integra marketing digital, herramientas analíticas, audiencias digitales, campañas digitales, embudo de conversión y métricas KPI. Incluye elementos como redes sociales, contenido digital, publicidad digital, plataformas de análisis y visualización de datos, Meta, Instagram, TikTok, YouTube, segmentación de audiencias, campañas orgánicas, pagas y mixtas, etapas de atracción, consideración, conversión y fidelización, y métricas de alcance, engagement, tasa de conversión y valor del cliente. "/>
+                    <pic:cNvPr id="1" name="Imagen 1" descr="Diagrama conceptual sobre fundamentos de métricas y configuración de campañas digitales que integra marketing digital, herramientas analíticas, audiencias digitales, campañas digitales, embudo de conversión y métricas KPI. Incluye elementos como redes sociales, contenido digital, publicidad digital, plataformas de análisis y visualización de datos, Meta, Instagram, TikTok, YouTube, segmentación de audiencias, campañas orgánicas, pagas y mixtas, etapas de atracción, consideración, conversión y fidelización, y métricas de alcance, engagement, tasa de conversión y valor del cliente. "/>
                     <pic:cNvPicPr/>
                   </pic:nvPicPr>
                   <pic:blipFill>
-                    <a:blip r:embed="rId28">
+                    <a:blip r:embed="rId28" cstate="print">
                       <a:extLst>
-                        <a:ext uri="{96DAC541-7B7A-43D3-8B79-37D633B846F1}">
-                          <asvg:svgBlip xmlns:asvg="http://schemas.microsoft.com/office/drawing/2016/SVG/main" r:embed="rId29"/>
+                        <a:ext uri="{28A0092B-C50C-407E-A947-70E740481C1C}">
+                          <a14:useLocalDpi xmlns:a14="http://schemas.microsoft.com/office/drawing/2010/main" val="0"/>
                         </a:ext>
                       </a:extLst>
                     </a:blip>
@@ -13589,7 +13697,7 @@
                   <pic:spPr>
                     <a:xfrm>
                       <a:off x="0" y="0"/>
-                      <a:ext cx="4909033" cy="6535829"/>
+                      <a:ext cx="4985502" cy="6637639"/>
                     </a:xfrm>
                     <a:prstGeom prst="rect">
                       <a:avLst/>
@@ -13606,7 +13714,7 @@
       <w:pPr>
         <w:pStyle w:val="Titulosgenerales"/>
       </w:pPr>
-      <w:bookmarkStart w:id="39" w:name="_Toc233656527"/>
+      <w:bookmarkStart w:id="39" w:name="_Toc238450345"/>
       <w:r>
         <w:lastRenderedPageBreak/>
         <w:t>Glosario</w:t>
@@ -13772,7 +13880,7 @@
       <w:pPr>
         <w:pStyle w:val="Titulosgenerales"/>
       </w:pPr>
-      <w:bookmarkStart w:id="40" w:name="_Toc233656528"/>
+      <w:bookmarkStart w:id="40" w:name="_Toc238450346"/>
       <w:r>
         <w:lastRenderedPageBreak/>
         <w:t>Referencias bibliográficas</w:t>
@@ -13807,7 +13915,7 @@
       <w:r>
         <w:t xml:space="preserve">. </w:t>
       </w:r>
-      <w:hyperlink r:id="rId30" w:history="1">
+      <w:hyperlink r:id="rId29" w:history="1">
         <w:r>
           <w:rPr>
             <w:rStyle w:val="Hipervnculo"/>
@@ -13820,7 +13928,7 @@
       <w:r>
         <w:t xml:space="preserve">Mansilla, J. (2024, julio 23). Tipos e importancia del contenido audiovisual. Jamil Mansilla. </w:t>
       </w:r>
-      <w:hyperlink r:id="rId31" w:history="1">
+      <w:hyperlink r:id="rId30" w:history="1">
         <w:r>
           <w:rPr>
             <w:rStyle w:val="Hipervnculo"/>
@@ -13841,7 +13949,7 @@
       <w:r>
         <w:t xml:space="preserve">. </w:t>
       </w:r>
-      <w:hyperlink r:id="rId32" w:history="1">
+      <w:hyperlink r:id="rId31" w:history="1">
         <w:r>
           <w:rPr>
             <w:rStyle w:val="Hipervnculo"/>
@@ -13860,7 +13968,7 @@
       <w:r>
         <w:t xml:space="preserve">. (2021, mayo 26). Campañas digitales: Qué son y cómo lograr que funcionen. </w:t>
       </w:r>
-      <w:hyperlink r:id="rId33" w:history="1">
+      <w:hyperlink r:id="rId32" w:history="1">
         <w:r>
           <w:rPr>
             <w:rStyle w:val="Hipervnculo"/>
@@ -13885,7 +13993,7 @@
       <w:pPr>
         <w:pStyle w:val="Titulosgenerales"/>
       </w:pPr>
-      <w:bookmarkStart w:id="41" w:name="_Toc233656529"/>
+      <w:bookmarkStart w:id="41" w:name="_Toc238450347"/>
       <w:r>
         <w:lastRenderedPageBreak/>
         <w:t>Créditos</w:t>
@@ -14018,16 +14126,14 @@
               <w:rPr>
                 <w:lang w:val="es-CO"/>
               </w:rPr>
-              <w:t xml:space="preserve">Profesional 06 </w:t>
-            </w:r>
-          </w:p>
-          <w:p>
-            <w:pPr>
-              <w:pStyle w:val="TextoTablas"/>
+              <w:t>Profesional 06</w:t>
+            </w:r>
+            <w:r>
               <w:rPr>
                 <w:lang w:val="es-CO"/>
               </w:rPr>
-            </w:pPr>
+              <w:t xml:space="preserve">. </w:t>
+            </w:r>
             <w:r>
               <w:rPr>
                 <w:lang w:val="es-CO"/>
@@ -14793,7 +14899,6 @@
               <w:rPr>
                 <w:lang w:val="es-CO"/>
               </w:rPr>
-              <w:lastRenderedPageBreak/>
               <w:t>Ricardo Oliveros Zambrano</w:t>
             </w:r>
           </w:p>
@@ -14874,6 +14979,7 @@
               <w:rPr>
                 <w:lang w:val="es-CO"/>
               </w:rPr>
+              <w:lastRenderedPageBreak/>
               <w:t>Aixa Natalia Sendoya Fernández</w:t>
             </w:r>
           </w:p>
@@ -15123,8 +15229,8 @@
       </w:pPr>
     </w:p>
     <w:sectPr>
-      <w:headerReference w:type="default" r:id="rId34"/>
-      <w:footerReference w:type="default" r:id="rId35"/>
+      <w:headerReference w:type="default" r:id="rId33"/>
+      <w:footerReference w:type="default" r:id="rId34"/>
       <w:pgSz w:w="12240" w:h="15840"/>
       <w:pgMar w:top="1701" w:right="1134" w:bottom="1134" w:left="1134" w:header="709" w:footer="737" w:gutter="0"/>
       <w:pgNumType w:start="1"/>
@@ -20011,7 +20117,6 @@
   <w:style w:type="character" w:default="1" w:styleId="Fuentedeprrafopredeter">
     <w:name w:val="Default Paragraph Font"/>
     <w:uiPriority w:val="1"/>
-    <w:semiHidden/>
     <w:unhideWhenUsed/>
   </w:style>
   <w:style w:type="table" w:default="1" w:styleId="Tablanormal">
@@ -21198,7 +21303,14 @@
 </file>
 
 <file path=customXml/item2.xml><?xml version="1.0" encoding="utf-8"?>
-<b:Sources xmlns:b="http://schemas.openxmlformats.org/officeDocument/2006/bibliography" xmlns="http://schemas.openxmlformats.org/officeDocument/2006/bibliography" SelectedStyle="\APASixthEditionOfficeOnline.xsl" StyleName="APA" Version="6"/>
+<p:properties xmlns:p="http://schemas.microsoft.com/office/2006/metadata/properties" xmlns:xsi="http://www.w3.org/2001/XMLSchema-instance" xmlns:pc="http://schemas.microsoft.com/office/infopath/2007/PartnerControls">
+  <documentManagement>
+    <TaxCatchAll xmlns="13c90a0b-73bc-4dc0-be5f-28d77b615beb" xsi:nil="true"/>
+    <lcf76f155ced4ddcb4097134ff3c332f xmlns="13c93bba-48ce-428c-bfe5-88b42c19b028">
+      <Terms xmlns="http://schemas.microsoft.com/office/infopath/2007/PartnerControls"/>
+    </lcf76f155ced4ddcb4097134ff3c332f>
+  </documentManagement>
+</p:properties>
 </file>
 
 <file path=customXml/item3.xml><?xml version="1.0" encoding="utf-8"?>
@@ -21437,14 +21549,7 @@
 </file>
 
 <file path=customXml/item4.xml><?xml version="1.0" encoding="utf-8"?>
-<p:properties xmlns:p="http://schemas.microsoft.com/office/2006/metadata/properties" xmlns:xsi="http://www.w3.org/2001/XMLSchema-instance" xmlns:pc="http://schemas.microsoft.com/office/infopath/2007/PartnerControls">
-  <documentManagement>
-    <TaxCatchAll xmlns="13c90a0b-73bc-4dc0-be5f-28d77b615beb" xsi:nil="true"/>
-    <lcf76f155ced4ddcb4097134ff3c332f xmlns="13c93bba-48ce-428c-bfe5-88b42c19b028">
-      <Terms xmlns="http://schemas.microsoft.com/office/infopath/2007/PartnerControls"/>
-    </lcf76f155ced4ddcb4097134ff3c332f>
-  </documentManagement>
-</p:properties>
+<b:Sources xmlns:b="http://schemas.openxmlformats.org/officeDocument/2006/bibliography" xmlns="http://schemas.openxmlformats.org/officeDocument/2006/bibliography" SelectedStyle="\APASixthEditionOfficeOnline.xsl" StyleName="APA" Version="6"/>
 </file>
 
 <file path=customXml/itemProps1.xml><?xml version="1.0" encoding="utf-8"?>
@@ -21456,24 +21561,39 @@
 </file>
 
 <file path=customXml/itemProps2.xml><?xml version="1.0" encoding="utf-8"?>
+<ds:datastoreItem xmlns:ds="http://schemas.openxmlformats.org/officeDocument/2006/customXml" ds:itemID="{1279454D-02BE-4A9C-A117-DCD1573E2608}">
+  <ds:schemaRefs>
+    <ds:schemaRef ds:uri="http://schemas.microsoft.com/office/2006/metadata/properties"/>
+    <ds:schemaRef ds:uri="http://schemas.microsoft.com/office/infopath/2007/PartnerControls"/>
+    <ds:schemaRef ds:uri="13c90a0b-73bc-4dc0-be5f-28d77b615beb"/>
+    <ds:schemaRef ds:uri="13c93bba-48ce-428c-bfe5-88b42c19b028"/>
+  </ds:schemaRefs>
+</ds:datastoreItem>
+</file>
+
+<file path=customXml/itemProps3.xml><?xml version="1.0" encoding="utf-8"?>
+<ds:datastoreItem xmlns:ds="http://schemas.openxmlformats.org/officeDocument/2006/customXml" ds:itemID="{FDA505D4-4C77-48A4-B4E9-41F4240B0000}">
+  <ds:schemaRefs>
+    <ds:schemaRef ds:uri="http://schemas.microsoft.com/office/2006/metadata/contentType"/>
+    <ds:schemaRef ds:uri="http://schemas.microsoft.com/office/2006/metadata/properties/metaAttributes"/>
+    <ds:schemaRef ds:uri="http://www.w3.org/2001/XMLSchema"/>
+    <ds:schemaRef ds:uri="http://schemas.microsoft.com/office/2006/metadata/properties"/>
+    <ds:schemaRef ds:uri="13c90a0b-73bc-4dc0-be5f-28d77b615beb"/>
+    <ds:schemaRef ds:uri="13c93bba-48ce-428c-bfe5-88b42c19b028"/>
+    <ds:schemaRef ds:uri="http://schemas.microsoft.com/office/2006/documentManagement/types"/>
+    <ds:schemaRef ds:uri="http://schemas.microsoft.com/office/infopath/2007/PartnerControls"/>
+    <ds:schemaRef ds:uri="http://schemas.openxmlformats.org/package/2006/metadata/core-properties"/>
+    <ds:schemaRef ds:uri="http://purl.org/dc/elements/1.1/"/>
+    <ds:schemaRef ds:uri="http://purl.org/dc/terms/"/>
+    <ds:schemaRef ds:uri="http://schemas.microsoft.com/internal/obd"/>
+  </ds:schemaRefs>
+</ds:datastoreItem>
+</file>
+
+<file path=customXml/itemProps4.xml><?xml version="1.0" encoding="utf-8"?>
 <ds:datastoreItem xmlns:ds="http://schemas.openxmlformats.org/officeDocument/2006/customXml" ds:itemID="{EAE431FD-7059-4C09-804B-C9D69EB7B213}">
   <ds:schemaRefs>
     <ds:schemaRef ds:uri="http://schemas.openxmlformats.org/officeDocument/2006/bibliography"/>
   </ds:schemaRefs>
 </ds:datastoreItem>
-</file>
-
-<file path=customXml/itemProps3.xml><?xml version="1.0" encoding="utf-8"?>
-<ds:datastoreItem xmlns:ds="http://schemas.openxmlformats.org/officeDocument/2006/customXml" ds:itemID="{FDA505D4-4C77-48A4-B4E9-41F4240B0000}"/>
-</file>
-
-<file path=customXml/itemProps4.xml><?xml version="1.0" encoding="utf-8"?>
-<ds:datastoreItem xmlns:ds="http://schemas.openxmlformats.org/officeDocument/2006/customXml" ds:itemID="{1279454D-02BE-4A9C-A117-DCD1573E2608}">
-  <ds:schemaRefs>
-    <ds:schemaRef ds:uri="http://schemas.microsoft.com/office/2006/metadata/properties"/>
-    <ds:schemaRef ds:uri="http://schemas.microsoft.com/office/infopath/2007/PartnerControls"/>
-    <ds:schemaRef ds:uri="b250f519-6473-4480-8c44-6ee3a3a530c3"/>
-    <ds:schemaRef ds:uri="d174a4fb-80c2-4523-8d89-375030acacbf"/>
-  </ds:schemaRefs>
-</ds:datastoreItem>
 </file>
--- a/fuentes/62360024_CF01_DU.docx
+++ b/fuentes/62360024_CF01_DU.docx
@@ -1,6 +1,6 @@
 
 <file path=word/document.xml><?xml version="1.0" encoding="utf-8"?>
-<w:document xmlns:wpc="http://schemas.microsoft.com/office/word/2010/wordprocessingCanvas" xmlns:cx="http://schemas.microsoft.com/office/drawing/2014/chartex" xmlns:cx1="http://schemas.microsoft.com/office/drawing/2015/9/8/chartex" xmlns:cx2="http://schemas.microsoft.com/office/drawing/2015/10/21/chartex" xmlns:cx3="http://schemas.microsoft.com/office/drawing/2016/5/9/chartex" xmlns:cx4="http://schemas.microsoft.com/office/drawing/2016/5/10/chartex" xmlns:cx5="http://schemas.microsoft.com/office/drawing/2016/5/11/chartex" xmlns:cx6="http://schemas.microsoft.com/office/drawing/2016/5/12/chartex" xmlns:cx7="http://schemas.microsoft.com/office/drawing/2016/5/13/chartex" xmlns:cx8="http://schemas.microsoft.com/office/drawing/2016/5/14/chartex" xmlns:mc="http://schemas.openxmlformats.org/markup-compatibility/2006" xmlns:aink="http://schemas.microsoft.com/office/drawing/2016/ink" xmlns:am3d="http://schemas.microsoft.com/office/drawing/2017/model3d" xmlns:o="urn:schemas-microsoft-com:office:office" xmlns:oel="http://schemas.microsoft.com/office/2019/extlst" xmlns:r="http://schemas.openxmlformats.org/officeDocument/2006/relationships" xmlns:m="http://schemas.openxmlformats.org/officeDocument/2006/math" xmlns:v="urn:schemas-microsoft-com:vml" xmlns:wp14="http://schemas.microsoft.com/office/word/2010/wordprocessingDrawing" xmlns:wp="http://schemas.openxmlformats.org/drawingml/2006/wordprocessingDrawing" xmlns:w10="urn:schemas-microsoft-com:office:word" xmlns:w="http://schemas.openxmlformats.org/wordprocessingml/2006/main" xmlns:w14="http://schemas.microsoft.com/office/word/2010/wordml" xmlns:w15="http://schemas.microsoft.com/office/word/2012/wordml" xmlns:w16cex="http://schemas.microsoft.com/office/word/2018/wordml/cex" xmlns:w16cid="http://schemas.microsoft.com/office/word/2016/wordml/cid" xmlns:w16="http://schemas.microsoft.com/office/word/2018/wordml" xmlns:w16sdtdh="http://schemas.microsoft.com/office/word/2020/wordml/sdtdatahash" xmlns:w16se="http://schemas.microsoft.com/office/word/2015/wordml/symex" xmlns:wpg="http://schemas.microsoft.com/office/word/2010/wordprocessingGroup" xmlns:wpi="http://schemas.microsoft.com/office/word/2010/wordprocessingInk" xmlns:wne="http://schemas.microsoft.com/office/word/2006/wordml" xmlns:wps="http://schemas.microsoft.com/office/word/2010/wordprocessingShape" mc:Ignorable="w14 w15 w16se w16cid w16 w16cex w16sdtdh wp14">
+<w:document xmlns:wpc="http://schemas.microsoft.com/office/word/2010/wordprocessingCanvas" xmlns:cx="http://schemas.microsoft.com/office/drawing/2014/chartex" xmlns:cx1="http://schemas.microsoft.com/office/drawing/2015/9/8/chartex" xmlns:cx2="http://schemas.microsoft.com/office/drawing/2015/10/21/chartex" xmlns:cx3="http://schemas.microsoft.com/office/drawing/2016/5/9/chartex" xmlns:cx4="http://schemas.microsoft.com/office/drawing/2016/5/10/chartex" xmlns:cx5="http://schemas.microsoft.com/office/drawing/2016/5/11/chartex" xmlns:cx6="http://schemas.microsoft.com/office/drawing/2016/5/12/chartex" xmlns:cx7="http://schemas.microsoft.com/office/drawing/2016/5/13/chartex" xmlns:cx8="http://schemas.microsoft.com/office/drawing/2016/5/14/chartex" xmlns:mc="http://schemas.openxmlformats.org/markup-compatibility/2006" xmlns:aink="http://schemas.microsoft.com/office/drawing/2016/ink" xmlns:am3d="http://schemas.microsoft.com/office/drawing/2017/model3d" xmlns:o="urn:schemas-microsoft-com:office:office" xmlns:r="http://schemas.openxmlformats.org/officeDocument/2006/relationships" xmlns:m="http://schemas.openxmlformats.org/officeDocument/2006/math" xmlns:v="urn:schemas-microsoft-com:vml" xmlns:wp14="http://schemas.microsoft.com/office/word/2010/wordprocessingDrawing" xmlns:wp="http://schemas.openxmlformats.org/drawingml/2006/wordprocessingDrawing" xmlns:w10="urn:schemas-microsoft-com:office:word" xmlns:w="http://schemas.openxmlformats.org/wordprocessingml/2006/main" xmlns:w14="http://schemas.microsoft.com/office/word/2010/wordml" xmlns:w15="http://schemas.microsoft.com/office/word/2012/wordml" xmlns:w16cex="http://schemas.microsoft.com/office/word/2018/wordml/cex" xmlns:w16cid="http://schemas.microsoft.com/office/word/2016/wordml/cid" xmlns:w16="http://schemas.microsoft.com/office/word/2018/wordml" xmlns:w16sdtdh="http://schemas.microsoft.com/office/word/2020/wordml/sdtdatahash" xmlns:w16se="http://schemas.microsoft.com/office/word/2015/wordml/symex" xmlns:wpg="http://schemas.microsoft.com/office/word/2010/wordprocessingGroup" xmlns:wpi="http://schemas.microsoft.com/office/word/2010/wordprocessingInk" xmlns:wne="http://schemas.microsoft.com/office/word/2006/wordml" xmlns:wps="http://schemas.microsoft.com/office/word/2010/wordprocessingShape" mc:Ignorable="w14 w15 w16se w16cid w16 w16cex w16sdtdh wp14">
   <w:body>
     <w:p>
       <w:pPr>
@@ -234,7 +234,7 @@
                 <v:stroke joinstyle="miter"/>
                 <v:path gradientshapeok="t" o:connecttype="rect"/>
               </v:shapetype>
-              <v:shape id="Cuadro de texto 2" o:spid="_x0000_s1026" type="#_x0000_t202" alt="&quot;&quot;" style="position:absolute;left:0;text-align:left;margin-left:0;margin-top:6.9pt;width:549pt;height:154.5pt;z-index:251663360;visibility:visible;mso-wrap-style:square;mso-width-percent:0;mso-height-percent:0;mso-wrap-distance-left:9pt;mso-wrap-distance-top:3.6pt;mso-wrap-distance-right:9pt;mso-wrap-distance-bottom:3.6pt;mso-position-horizontal:center;mso-position-horizontal-relative:margin;mso-position-vertical:absolute;mso-position-vertical-relative:text;mso-width-percent:0;mso-height-percent:0;mso-width-relative:margin;mso-height-relative:margin;v-text-anchor:top" o:gfxdata="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" filled="f" stroked="f">
+              <v:shape id="Cuadro de texto 2" o:spid="_x0000_s1026" type="#_x0000_t202" alt="&quot;&quot;" style="position:absolute;left:0;text-align:left;margin-left:0;margin-top:6.9pt;width:549pt;height:154.5pt;z-index:251663360;visibility:visible;mso-wrap-style:square;mso-width-percent:0;mso-height-percent:0;mso-wrap-distance-left:9pt;mso-wrap-distance-top:3.6pt;mso-wrap-distance-right:9pt;mso-wrap-distance-bottom:3.6pt;mso-position-horizontal:center;mso-position-horizontal-relative:margin;mso-position-vertical:absolute;mso-position-vertical-relative:text;mso-width-percent:0;mso-height-percent:0;mso-width-relative:margin;mso-height-relative:margin;v-text-anchor:top" o:gfxdata="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" filled="f" stroked="f">
                 <v:textbox>
                   <w:txbxContent>
                     <w:p>
@@ -354,7 +354,7 @@
               </wp:anchor>
             </w:drawing>
           </mc:Choice>
-          <mc:Fallback xmlns:a="http://schemas.openxmlformats.org/drawingml/2006/main" xmlns:adec="http://schemas.microsoft.com/office/drawing/2017/decorative" xmlns:pic="http://schemas.openxmlformats.org/drawingml/2006/picture" xmlns:a14="http://schemas.microsoft.com/office/drawing/2010/main" xmlns:asvg="http://schemas.microsoft.com/office/drawing/2016/SVG/main" xmlns:w16sdtfl="http://schemas.microsoft.com/office/word/2024/wordml/sdtformatlock" xmlns:w16du="http://schemas.microsoft.com/office/word/2023/wordml/word16du">
+          <mc:Fallback xmlns:w16du="http://schemas.microsoft.com/office/word/2023/wordml/word16du" xmlns:w16sdtfl="http://schemas.microsoft.com/office/word/2024/wordml/sdtformatlock" xmlns:asvg="http://schemas.microsoft.com/office/drawing/2016/SVG/main" xmlns:a14="http://schemas.microsoft.com/office/drawing/2010/main" xmlns:pic="http://schemas.openxmlformats.org/drawingml/2006/picture" xmlns:adec="http://schemas.microsoft.com/office/drawing/2017/decorative" xmlns:a="http://schemas.openxmlformats.org/drawingml/2006/main" xmlns:oel="http://schemas.microsoft.com/office/2019/extlst">
             <w:pict>
               <v:rect id="Rectángulo 3" style="position:absolute;margin-left:-55.95pt;margin-top:26.4pt;width:613.85pt;height:164.25pt;z-index:-251655168;visibility:visible;mso-wrap-style:square;mso-height-percent:0;mso-wrap-distance-left:9pt;mso-wrap-distance-top:0;mso-wrap-distance-right:9pt;mso-wrap-distance-bottom:0;mso-position-horizontal:absolute;mso-position-horizontal-relative:text;mso-position-vertical:absolute;mso-position-vertical-relative:text;mso-height-percent:0;mso-height-relative:margin;v-text-anchor:middle" alt="&quot;&quot;" o:spid="_x0000_s1026" fillcolor="#00314d" stroked="f" strokeweight="1pt" w14:anchorId="44ECBD1E" o:gfxdata="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"/>
             </w:pict>
@@ -538,6 +538,7 @@
           <w:docPartUnique/>
         </w:docPartObj>
       </w:sdtPr>
+      <w:sdtEndPr/>
       <w:sdtContent>
         <w:p>
           <w:pPr>
@@ -6351,6 +6352,7 @@
           <w:p>
             <w:pPr>
               <w:pStyle w:val="Ttulo4"/>
+              <w:outlineLvl w:val="3"/>
             </w:pPr>
             <w:r>
               <w:lastRenderedPageBreak/>
@@ -6394,17 +6396,22 @@
                 <w:b/>
                 <w:bCs/>
               </w:rPr>
-              <w:t>Mujer:</w:t>
-            </w:r>
+              <w:t xml:space="preserve">Mujer: </w:t>
+            </w:r>
+            <w:r>
+              <w:t xml:space="preserve">Por eso, en este episodio hablaremos sobre los principales elementos que intervienen en la configuración de campañas y la importancia de realizar un seguimiento permanente a sus resultados. ¡Bienvenidos! </w:t>
+            </w:r>
+          </w:p>
+          <w:p>
             <w:r>
               <w:rPr>
                 <w:b/>
                 <w:bCs/>
               </w:rPr>
-              <w:t xml:space="preserve"> </w:t>
-            </w:r>
-            <w:r>
-              <w:t xml:space="preserve">Por eso, en este episodio hablaremos sobre los principales elementos que intervienen en la configuración de campañas y la importancia de realizar un seguimiento permanente a sus resultados. ¡Bienvenidos! </w:t>
+              <w:t xml:space="preserve">Hombre: </w:t>
+            </w:r>
+            <w:r>
+              <w:t>La configuración de una campaña inicia con la definición del objetivo. Este elemento establece el resultado que se espera alcanzar mediante la estrategia digital.</w:t>
             </w:r>
           </w:p>
           <w:p>
@@ -6413,10 +6420,10 @@
                 <w:b/>
                 <w:bCs/>
               </w:rPr>
-              <w:t xml:space="preserve">Hombre: </w:t>
-            </w:r>
-            <w:r>
-              <w:t>La configuración de una campaña inicia con la definición del objetivo. Este elemento establece el resultado que se espera alcanzar mediante la estrategia digital.</w:t>
+              <w:t xml:space="preserve">Mujer: </w:t>
+            </w:r>
+            <w:r>
+              <w:t>Una vez definido el objetivo, es necesario identificar la audiencia objetivo. Esto implica determinar el grupo de usuarios al que estarán dirigidos los contenidos y anuncios, considerando características que permitan orientar la comunicación de manera más efectiva.</w:t>
             </w:r>
           </w:p>
           <w:p>
@@ -6425,17 +6432,23 @@
                 <w:b/>
                 <w:bCs/>
               </w:rPr>
-              <w:t>Mujer:</w:t>
-            </w:r>
+              <w:lastRenderedPageBreak/>
+              <w:t xml:space="preserve">Hombre: </w:t>
+            </w:r>
+            <w:r>
+              <w:t>Otro aspecto fundamental corresponde al presupuesto. En esta etapa se establecen los recursos económicos destinados a la ejecución de la campaña, permitiendo planificar la inversión y controlar el uso de los recursos disponibles.</w:t>
+            </w:r>
+          </w:p>
+          <w:p>
             <w:r>
               <w:rPr>
                 <w:b/>
                 <w:bCs/>
               </w:rPr>
-              <w:t xml:space="preserve"> </w:t>
-            </w:r>
-            <w:r>
-              <w:t>Una vez definido el objetivo, es necesario identificar la audiencia objetivo. Esto implica determinar el grupo de usuarios al que estarán dirigidos los contenidos y anuncios, considerando características que permitan orientar la comunicación de manera más efectiva.</w:t>
+              <w:t xml:space="preserve">Mujer: </w:t>
+            </w:r>
+            <w:r>
+              <w:t>También es importante seleccionar el formato de contenido más adecuado. Dependiendo de los objetivos planteados, pueden utilizarse imágenes, videos, historias o publicaciones patrocinadas, cada uno con características y alcances específicos.</w:t>
             </w:r>
           </w:p>
           <w:p>
@@ -6444,11 +6457,10 @@
                 <w:b/>
                 <w:bCs/>
               </w:rPr>
-              <w:lastRenderedPageBreak/>
               <w:t xml:space="preserve">Hombre: </w:t>
             </w:r>
             <w:r>
-              <w:t>Otro aspecto fundamental corresponde al presupuesto. En esta etapa se establecen los recursos económicos destinados a la ejecución de la campaña, permitiendo planificar la inversión y controlar el uso de los recursos disponibles.</w:t>
+              <w:t>De igual manera, la selección de la plataforma digital juega un papel estratégico dentro del proceso. La elección debe realizarse considerando tanto las características de la audiencia objetivo como los propósitos de comunicación definidos por la organización.</w:t>
             </w:r>
           </w:p>
           <w:p>
@@ -6457,17 +6469,22 @@
                 <w:b/>
                 <w:bCs/>
               </w:rPr>
-              <w:t>Mujer:</w:t>
-            </w:r>
+              <w:t xml:space="preserve">Mujer: </w:t>
+            </w:r>
+            <w:r>
+              <w:t>Pero la configuración no termina con la publicación de la campaña. Una vez implementada, comienza una etapa igualmente importante: la evaluación continua de los resultados.</w:t>
+            </w:r>
+          </w:p>
+          <w:p>
             <w:r>
               <w:rPr>
                 <w:b/>
                 <w:bCs/>
               </w:rPr>
-              <w:t xml:space="preserve"> </w:t>
-            </w:r>
-            <w:r>
-              <w:t>También es importante seleccionar el formato de contenido más adecuado. Dependiendo de los objetivos planteados, pueden utilizarse imágenes, videos, historias o publicaciones patrocinadas, cada uno con características y alcances específicos.</w:t>
+              <w:t xml:space="preserve">Hombre: </w:t>
+            </w:r>
+            <w:r>
+              <w:t xml:space="preserve">Este seguimiento permite medir el desempeño de la estrategia y determinar el nivel de cumplimiento de las metas establecidas mediante diferentes indicadores de seguimiento.  </w:t>
             </w:r>
           </w:p>
           <w:p>
@@ -6476,10 +6493,10 @@
                 <w:b/>
                 <w:bCs/>
               </w:rPr>
-              <w:t xml:space="preserve">Hombre: </w:t>
-            </w:r>
-            <w:r>
-              <w:t>De igual manera, la selección de la plataforma digital juega un papel estratégico dentro del proceso. La elección debe realizarse considerando tanto las características de la audiencia objetivo como los propósitos de comunicación definidos por la organización.</w:t>
+              <w:t xml:space="preserve">Mujer: </w:t>
+            </w:r>
+            <w:r>
+              <w:t>Uno de estos indicadores es el alcance, que muestra la cantidad de usuarios expuestos a los contenidos o anuncios publicados durante la campaña.</w:t>
             </w:r>
           </w:p>
           <w:p>
@@ -6488,17 +6505,26 @@
                 <w:b/>
                 <w:bCs/>
               </w:rPr>
-              <w:t>Mujer:</w:t>
-            </w:r>
+              <w:t xml:space="preserve">Hombre: </w:t>
+            </w:r>
+            <w:r>
+              <w:t xml:space="preserve">También se analiza la interacción, un indicador que refleja el nivel de participación de la audiencia a través de reacciones, comentarios, compartidos o mensajes generados en las plataformas digitales. Por su parte, los clics permiten </w:t>
+            </w:r>
+            <w:r>
+              <w:lastRenderedPageBreak/>
+              <w:t>conocer el número de accesos realizados hacia enlaces, formularios, sitios web u otros recursos específicos vinculados a la campaña.</w:t>
+            </w:r>
+          </w:p>
+          <w:p>
             <w:r>
               <w:rPr>
                 <w:b/>
                 <w:bCs/>
               </w:rPr>
-              <w:t xml:space="preserve"> </w:t>
-            </w:r>
-            <w:r>
-              <w:t>Pero la configuración no termina con la publicación de la campaña. Una vez implementada, comienza una etapa igualmente importante: la evaluación continua de los resultados.</w:t>
+              <w:t xml:space="preserve">Mujer: </w:t>
+            </w:r>
+            <w:r>
+              <w:t>A ello se suman las conversiones, que evidencian la cantidad de acciones completadas por los usuarios en respuesta a los objetivos definidos, como registros, compras, solicitudes de información o descargas.</w:t>
             </w:r>
           </w:p>
           <w:p>
@@ -6510,7 +6536,7 @@
               <w:t xml:space="preserve">Hombre: </w:t>
             </w:r>
             <w:r>
-              <w:t xml:space="preserve">Este seguimiento permite medir el desempeño de la estrategia y determinar el nivel de cumplimiento de las metas establecidas mediante diferentes indicadores de seguimiento.  </w:t>
+              <w:t>Finalmente, el análisis del retorno de resultados permite evaluar la efectividad de las acciones implementadas y determinar su contribución al logro de los objetivos comerciales de la organización.</w:t>
             </w:r>
           </w:p>
           <w:p>
@@ -6519,110 +6545,30 @@
                 <w:b/>
                 <w:bCs/>
               </w:rPr>
-              <w:t>Mujer:</w:t>
-            </w:r>
+              <w:t xml:space="preserve">Mujer: </w:t>
+            </w:r>
+            <w:r>
+              <w:t>En conclusión, una adecuada configuración de campañas requiere definir objetivos claros, identificar la audiencia objetivo, establecer un presupuesto, seleccionar formatos de contenido y elegir las plataformas digitales más apropiadas para cada estrategia.</w:t>
+            </w:r>
+          </w:p>
+          <w:p>
+            <w:r>
+              <w:rPr>
+                <w:b/>
+              </w:rPr>
+              <w:t xml:space="preserve">Hombre: </w:t>
+            </w:r>
+            <w:r>
+              <w:t>Y cuando este proceso se complementa con un seguimiento permanente de indicadores como alcance, interacción, clics y conversiones, las organizaciones pueden mejorar sus resultados y aprovechar de manera más eficiente sus recursos de marketing digital.</w:t>
+            </w:r>
+          </w:p>
+          <w:p>
             <w:r>
               <w:rPr>
                 <w:b/>
                 <w:bCs/>
               </w:rPr>
-              <w:t xml:space="preserve"> </w:t>
-            </w:r>
-            <w:r>
-              <w:t>Uno de estos indicadores es el alcance, que muestra la cantidad de usuarios expuestos a los contenidos o anuncios publicados durante la campaña.</w:t>
-            </w:r>
-          </w:p>
-          <w:p>
-            <w:r>
-              <w:rPr>
-                <w:b/>
-                <w:bCs/>
-              </w:rPr>
-              <w:t xml:space="preserve">Hombre: </w:t>
-            </w:r>
-            <w:r>
-              <w:t xml:space="preserve">También se analiza la interacción, un indicador que refleja el nivel de participación de la audiencia a través de reacciones, comentarios, compartidos o mensajes generados en las plataformas digitales. Por su parte, los clics permiten </w:t>
-            </w:r>
-            <w:r>
-              <w:lastRenderedPageBreak/>
-              <w:t>conocer el número de accesos realizados hacia enlaces, formularios, sitios web u otros recursos específicos vinculados a la campaña.</w:t>
-            </w:r>
-          </w:p>
-          <w:p>
-            <w:r>
-              <w:rPr>
-                <w:b/>
-                <w:bCs/>
-              </w:rPr>
-              <w:t>Mujer:</w:t>
-            </w:r>
-            <w:r>
-              <w:rPr>
-                <w:b/>
-                <w:bCs/>
-              </w:rPr>
-              <w:t xml:space="preserve"> </w:t>
-            </w:r>
-            <w:r>
-              <w:t>A ello se suman las conversiones, que evidencian la cantidad de acciones completadas por los usuarios en respuesta a los objetivos definidos, como registros, compras, solicitudes de información o descargas.</w:t>
-            </w:r>
-          </w:p>
-          <w:p>
-            <w:r>
-              <w:rPr>
-                <w:b/>
-                <w:bCs/>
-              </w:rPr>
-              <w:t xml:space="preserve">Hombre: </w:t>
-            </w:r>
-            <w:r>
-              <w:t>Finalmente, el análisis del retorno de resultados permite evaluar la efectividad de las acciones implementadas y determinar su contribución al logro de los objetivos comerciales de la organización.</w:t>
-            </w:r>
-          </w:p>
-          <w:p>
-            <w:r>
-              <w:rPr>
-                <w:b/>
-                <w:bCs/>
-              </w:rPr>
-              <w:t>Mujer:</w:t>
-            </w:r>
-            <w:r>
-              <w:rPr>
-                <w:b/>
-                <w:bCs/>
-              </w:rPr>
-              <w:t xml:space="preserve"> </w:t>
-            </w:r>
-            <w:r>
-              <w:t>En conclusión, una adecuada configuración de campañas requiere definir objetivos claros, identificar la audiencia objetivo, establecer un presupuesto, seleccionar formatos de contenido y elegir las plataformas digitales más apropiadas para cada estrategia.</w:t>
-            </w:r>
-          </w:p>
-          <w:p>
-            <w:r>
-              <w:rPr>
-                <w:b/>
-              </w:rPr>
-              <w:t xml:space="preserve">Hombre: </w:t>
-            </w:r>
-            <w:r>
-              <w:t>Y cuando este proceso se complementa con un seguimiento permanente de indicadores como alcance, interacción, clics y conversiones, las organizaciones pueden mejorar sus resultados y aprovechar de manera más eficiente sus recursos de marketing digital.</w:t>
-            </w:r>
-          </w:p>
-          <w:p>
-            <w:r>
-              <w:rPr>
-                <w:b/>
-                <w:bCs/>
-              </w:rPr>
-              <w:t>Mujer:</w:t>
-            </w:r>
-            <w:r>
-              <w:rPr>
-                <w:b/>
-                <w:bCs/>
-              </w:rPr>
-              <w:t xml:space="preserve"> </w:t>
+              <w:t xml:space="preserve">Mujer: </w:t>
             </w:r>
             <w:r>
               <w:t>Porque en los entornos digitales actuales, el éxito de una campaña no depende únicamente de su implementación, sino también de la capacidad para medir, analizar y optimizar continuamente su desempeño.</w:t>
@@ -9430,7 +9376,7 @@
           </w:tcPr>
           <w:p>
             <w:pPr>
-              <w:pStyle w:val="Tablas"/>
+              <w:pStyle w:val="TextoTablas"/>
             </w:pPr>
             <w:r>
               <w:t>Objetivo comercial</w:t>
@@ -9444,7 +9390,7 @@
           </w:tcPr>
           <w:p>
             <w:pPr>
-              <w:pStyle w:val="Tablas"/>
+              <w:pStyle w:val="TextoTablas"/>
             </w:pPr>
             <w:r>
               <w:t>Métricas recomendadas</w:t>
@@ -9463,7 +9409,7 @@
           </w:tcPr>
           <w:p>
             <w:pPr>
-              <w:pStyle w:val="Tablas"/>
+              <w:pStyle w:val="TextoTablas"/>
             </w:pPr>
             <w:r>
               <w:t>Reconocimiento de marca</w:t>
@@ -9477,7 +9423,7 @@
           </w:tcPr>
           <w:p>
             <w:pPr>
-              <w:pStyle w:val="Tablas"/>
+              <w:pStyle w:val="TextoTablas"/>
             </w:pPr>
             <w:r>
               <w:t>Alcance, impresiones y visualizaciones.</w:t>
@@ -9493,7 +9439,7 @@
           </w:tcPr>
           <w:p>
             <w:pPr>
-              <w:pStyle w:val="Tablas"/>
+              <w:pStyle w:val="TextoTablas"/>
             </w:pPr>
             <w:r>
               <w:t>Interacción con audiencias</w:t>
@@ -9507,7 +9453,7 @@
           </w:tcPr>
           <w:p>
             <w:pPr>
-              <w:pStyle w:val="Tablas"/>
+              <w:pStyle w:val="TextoTablas"/>
             </w:pPr>
             <w:r>
               <w:t>Reacciones, comentarios y compartidos.</w:t>
@@ -9526,7 +9472,7 @@
           </w:tcPr>
           <w:p>
             <w:pPr>
-              <w:pStyle w:val="Tablas"/>
+              <w:pStyle w:val="TextoTablas"/>
             </w:pPr>
             <w:r>
               <w:t>Generación de tráfico</w:t>
@@ -9540,7 +9486,7 @@
           </w:tcPr>
           <w:p>
             <w:pPr>
-              <w:pStyle w:val="Tablas"/>
+              <w:pStyle w:val="TextoTablas"/>
             </w:pPr>
             <w:r>
               <w:t>Clics en enlaces, visitas y sesiones.</w:t>
@@ -9556,7 +9502,7 @@
           </w:tcPr>
           <w:p>
             <w:pPr>
-              <w:pStyle w:val="Tablas"/>
+              <w:pStyle w:val="TextoTablas"/>
             </w:pPr>
             <w:r>
               <w:t>Conversión</w:t>
@@ -9570,7 +9516,7 @@
           </w:tcPr>
           <w:p>
             <w:pPr>
-              <w:pStyle w:val="Tablas"/>
+              <w:pStyle w:val="TextoTablas"/>
             </w:pPr>
             <w:r>
               <w:t>CTR, conversiones, registros y compras.</w:t>
@@ -9589,7 +9535,7 @@
           </w:tcPr>
           <w:p>
             <w:pPr>
-              <w:pStyle w:val="Tablas"/>
+              <w:pStyle w:val="TextoTablas"/>
             </w:pPr>
             <w:r>
               <w:t>Fidelización</w:t>
@@ -9603,7 +9549,7 @@
           </w:tcPr>
           <w:p>
             <w:pPr>
-              <w:pStyle w:val="Tablas"/>
+              <w:pStyle w:val="TextoTablas"/>
             </w:pPr>
             <w:r>
               <w:t>Retención, recurrencia de interacción y participación constante.</w:t>
@@ -9636,11 +9582,11 @@
         <w:t>Instagram</w:t>
       </w:r>
       <w:r>
-        <w:t xml:space="preserve"> para promocionar una nueva colección de tenis. Como resultado, la publicación alcanza a 10.000 usuarios, genera 1.500 interacciones y dirige a 500 personas hacia el sitio web. Posteriormente, 80 usuarios realizan una compra y 30 continúan interactuando con la </w:t>
+        <w:t xml:space="preserve"> para promocionar una nueva colección de tenis. Como resultado, la publicación alcanza a </w:t>
       </w:r>
       <w:r>
         <w:lastRenderedPageBreak/>
-        <w:t xml:space="preserve">marca mediante nuevas compras o recomendaciones. Estos resultados son analizados mediante un </w:t>
+        <w:t xml:space="preserve">10.000 usuarios, genera 1.500 interacciones y dirige a 500 personas hacia el sitio web. Posteriormente, 80 usuarios realizan una compra y 30 continúan interactuando con la marca mediante nuevas compras o recomendaciones. Estos resultados son analizados mediante un </w:t>
       </w:r>
       <w:r>
         <w:rPr>
@@ -14407,21 +14353,7 @@
               <w:rPr>
                 <w:lang w:val="es-CO"/>
               </w:rPr>
-              <w:t xml:space="preserve">Juan José </w:t>
-            </w:r>
-            <w:proofErr w:type="spellStart"/>
-            <w:r>
-              <w:rPr>
-                <w:lang w:val="es-CO"/>
-              </w:rPr>
-              <w:t>Calderon</w:t>
-            </w:r>
-            <w:proofErr w:type="spellEnd"/>
-            <w:r>
-              <w:rPr>
-                <w:lang w:val="es-CO"/>
-              </w:rPr>
-              <w:t xml:space="preserve"> Gutiérrez</w:t>
+              <w:t>Juan José Calderon Gutiérrez</w:t>
             </w:r>
           </w:p>
         </w:tc>
@@ -15243,7 +15175,7 @@
 </file>
 
 <file path=word/endnotes.xml><?xml version="1.0" encoding="utf-8"?>
-<w:endnotes xmlns:wpc="http://schemas.microsoft.com/office/word/2010/wordprocessingCanvas" xmlns:cx="http://schemas.microsoft.com/office/drawing/2014/chartex" xmlns:cx1="http://schemas.microsoft.com/office/drawing/2015/9/8/chartex" xmlns:cx2="http://schemas.microsoft.com/office/drawing/2015/10/21/chartex" xmlns:cx3="http://schemas.microsoft.com/office/drawing/2016/5/9/chartex" xmlns:cx4="http://schemas.microsoft.com/office/drawing/2016/5/10/chartex" xmlns:cx5="http://schemas.microsoft.com/office/drawing/2016/5/11/chartex" xmlns:cx6="http://schemas.microsoft.com/office/drawing/2016/5/12/chartex" xmlns:cx7="http://schemas.microsoft.com/office/drawing/2016/5/13/chartex" xmlns:cx8="http://schemas.microsoft.com/office/drawing/2016/5/14/chartex" xmlns:mc="http://schemas.openxmlformats.org/markup-compatibility/2006" xmlns:aink="http://schemas.microsoft.com/office/drawing/2016/ink" xmlns:am3d="http://schemas.microsoft.com/office/drawing/2017/model3d" xmlns:o="urn:schemas-microsoft-com:office:office" xmlns:oel="http://schemas.microsoft.com/office/2019/extlst" xmlns:r="http://schemas.openxmlformats.org/officeDocument/2006/relationships" xmlns:m="http://schemas.openxmlformats.org/officeDocument/2006/math" xmlns:v="urn:schemas-microsoft-com:vml" xmlns:wp14="http://schemas.microsoft.com/office/word/2010/wordprocessingDrawing" xmlns:wp="http://schemas.openxmlformats.org/drawingml/2006/wordprocessingDrawing" xmlns:w10="urn:schemas-microsoft-com:office:word" xmlns:w="http://schemas.openxmlformats.org/wordprocessingml/2006/main" xmlns:w14="http://schemas.microsoft.com/office/word/2010/wordml" xmlns:w15="http://schemas.microsoft.com/office/word/2012/wordml" xmlns:w16cex="http://schemas.microsoft.com/office/word/2018/wordml/cex" xmlns:w16cid="http://schemas.microsoft.com/office/word/2016/wordml/cid" xmlns:w16="http://schemas.microsoft.com/office/word/2018/wordml" xmlns:w16sdtdh="http://schemas.microsoft.com/office/word/2020/wordml/sdtdatahash" xmlns:w16se="http://schemas.microsoft.com/office/word/2015/wordml/symex" xmlns:wpg="http://schemas.microsoft.com/office/word/2010/wordprocessingGroup" xmlns:wpi="http://schemas.microsoft.com/office/word/2010/wordprocessingInk" xmlns:wne="http://schemas.microsoft.com/office/word/2006/wordml" xmlns:wps="http://schemas.microsoft.com/office/word/2010/wordprocessingShape" mc:Ignorable="w14 w15 w16se w16cid w16 w16cex w16sdtdh wp14">
+<w:endnotes xmlns:wpc="http://schemas.microsoft.com/office/word/2010/wordprocessingCanvas" xmlns:cx="http://schemas.microsoft.com/office/drawing/2014/chartex" xmlns:cx1="http://schemas.microsoft.com/office/drawing/2015/9/8/chartex" xmlns:cx2="http://schemas.microsoft.com/office/drawing/2015/10/21/chartex" xmlns:cx3="http://schemas.microsoft.com/office/drawing/2016/5/9/chartex" xmlns:cx4="http://schemas.microsoft.com/office/drawing/2016/5/10/chartex" xmlns:cx5="http://schemas.microsoft.com/office/drawing/2016/5/11/chartex" xmlns:cx6="http://schemas.microsoft.com/office/drawing/2016/5/12/chartex" xmlns:cx7="http://schemas.microsoft.com/office/drawing/2016/5/13/chartex" xmlns:cx8="http://schemas.microsoft.com/office/drawing/2016/5/14/chartex" xmlns:mc="http://schemas.openxmlformats.org/markup-compatibility/2006" xmlns:aink="http://schemas.microsoft.com/office/drawing/2016/ink" xmlns:am3d="http://schemas.microsoft.com/office/drawing/2017/model3d" xmlns:o="urn:schemas-microsoft-com:office:office" xmlns:r="http://schemas.openxmlformats.org/officeDocument/2006/relationships" xmlns:m="http://schemas.openxmlformats.org/officeDocument/2006/math" xmlns:v="urn:schemas-microsoft-com:vml" xmlns:wp14="http://schemas.microsoft.com/office/word/2010/wordprocessingDrawing" xmlns:wp="http://schemas.openxmlformats.org/drawingml/2006/wordprocessingDrawing" xmlns:w10="urn:schemas-microsoft-com:office:word" xmlns:w="http://schemas.openxmlformats.org/wordprocessingml/2006/main" xmlns:w14="http://schemas.microsoft.com/office/word/2010/wordml" xmlns:w15="http://schemas.microsoft.com/office/word/2012/wordml" xmlns:w16cex="http://schemas.microsoft.com/office/word/2018/wordml/cex" xmlns:w16cid="http://schemas.microsoft.com/office/word/2016/wordml/cid" xmlns:w16="http://schemas.microsoft.com/office/word/2018/wordml" xmlns:w16sdtdh="http://schemas.microsoft.com/office/word/2020/wordml/sdtdatahash" xmlns:w16se="http://schemas.microsoft.com/office/word/2015/wordml/symex" xmlns:wpg="http://schemas.microsoft.com/office/word/2010/wordprocessingGroup" xmlns:wpi="http://schemas.microsoft.com/office/word/2010/wordprocessingInk" xmlns:wne="http://schemas.microsoft.com/office/word/2006/wordml" xmlns:wps="http://schemas.microsoft.com/office/word/2010/wordprocessingShape" mc:Ignorable="w14 w15 w16se w16cid w16 w16cex w16sdtdh wp14">
   <w:endnote w:type="separator" w:id="-1">
     <w:p>
       <w:pPr>
@@ -15268,7 +15200,7 @@
 </file>
 
 <file path=word/footer1.xml><?xml version="1.0" encoding="utf-8"?>
-<w:ftr xmlns:wpc="http://schemas.microsoft.com/office/word/2010/wordprocessingCanvas" xmlns:cx="http://schemas.microsoft.com/office/drawing/2014/chartex" xmlns:cx1="http://schemas.microsoft.com/office/drawing/2015/9/8/chartex" xmlns:cx2="http://schemas.microsoft.com/office/drawing/2015/10/21/chartex" xmlns:cx3="http://schemas.microsoft.com/office/drawing/2016/5/9/chartex" xmlns:cx4="http://schemas.microsoft.com/office/drawing/2016/5/10/chartex" xmlns:cx5="http://schemas.microsoft.com/office/drawing/2016/5/11/chartex" xmlns:cx6="http://schemas.microsoft.com/office/drawing/2016/5/12/chartex" xmlns:cx7="http://schemas.microsoft.com/office/drawing/2016/5/13/chartex" xmlns:cx8="http://schemas.microsoft.com/office/drawing/2016/5/14/chartex" xmlns:mc="http://schemas.openxmlformats.org/markup-compatibility/2006" xmlns:aink="http://schemas.microsoft.com/office/drawing/2016/ink" xmlns:am3d="http://schemas.microsoft.com/office/drawing/2017/model3d" xmlns:o="urn:schemas-microsoft-com:office:office" xmlns:oel="http://schemas.microsoft.com/office/2019/extlst" xmlns:r="http://schemas.openxmlformats.org/officeDocument/2006/relationships" xmlns:m="http://schemas.openxmlformats.org/officeDocument/2006/math" xmlns:v="urn:schemas-microsoft-com:vml" xmlns:wp14="http://schemas.microsoft.com/office/word/2010/wordprocessingDrawing" xmlns:wp="http://schemas.openxmlformats.org/drawingml/2006/wordprocessingDrawing" xmlns:w10="urn:schemas-microsoft-com:office:word" xmlns:w="http://schemas.openxmlformats.org/wordprocessingml/2006/main" xmlns:w14="http://schemas.microsoft.com/office/word/2010/wordml" xmlns:w15="http://schemas.microsoft.com/office/word/2012/wordml" xmlns:w16cex="http://schemas.microsoft.com/office/word/2018/wordml/cex" xmlns:w16cid="http://schemas.microsoft.com/office/word/2016/wordml/cid" xmlns:w16="http://schemas.microsoft.com/office/word/2018/wordml" xmlns:w16sdtdh="http://schemas.microsoft.com/office/word/2020/wordml/sdtdatahash" xmlns:w16se="http://schemas.microsoft.com/office/word/2015/wordml/symex" xmlns:wpg="http://schemas.microsoft.com/office/word/2010/wordprocessingGroup" xmlns:wpi="http://schemas.microsoft.com/office/word/2010/wordprocessingInk" xmlns:wne="http://schemas.microsoft.com/office/word/2006/wordml" xmlns:wps="http://schemas.microsoft.com/office/word/2010/wordprocessingShape" mc:Ignorable="w14 w15 w16se w16cid w16 w16cex w16sdtdh wp14">
+<w:ftr xmlns:wpc="http://schemas.microsoft.com/office/word/2010/wordprocessingCanvas" xmlns:cx="http://schemas.microsoft.com/office/drawing/2014/chartex" xmlns:cx1="http://schemas.microsoft.com/office/drawing/2015/9/8/chartex" xmlns:cx2="http://schemas.microsoft.com/office/drawing/2015/10/21/chartex" xmlns:cx3="http://schemas.microsoft.com/office/drawing/2016/5/9/chartex" xmlns:cx4="http://schemas.microsoft.com/office/drawing/2016/5/10/chartex" xmlns:cx5="http://schemas.microsoft.com/office/drawing/2016/5/11/chartex" xmlns:cx6="http://schemas.microsoft.com/office/drawing/2016/5/12/chartex" xmlns:cx7="http://schemas.microsoft.com/office/drawing/2016/5/13/chartex" xmlns:cx8="http://schemas.microsoft.com/office/drawing/2016/5/14/chartex" xmlns:mc="http://schemas.openxmlformats.org/markup-compatibility/2006" xmlns:aink="http://schemas.microsoft.com/office/drawing/2016/ink" xmlns:am3d="http://schemas.microsoft.com/office/drawing/2017/model3d" xmlns:o="urn:schemas-microsoft-com:office:office" xmlns:r="http://schemas.openxmlformats.org/officeDocument/2006/relationships" xmlns:m="http://schemas.openxmlformats.org/officeDocument/2006/math" xmlns:v="urn:schemas-microsoft-com:vml" xmlns:wp14="http://schemas.microsoft.com/office/word/2010/wordprocessingDrawing" xmlns:wp="http://schemas.openxmlformats.org/drawingml/2006/wordprocessingDrawing" xmlns:w10="urn:schemas-microsoft-com:office:word" xmlns:w="http://schemas.openxmlformats.org/wordprocessingml/2006/main" xmlns:w14="http://schemas.microsoft.com/office/word/2010/wordml" xmlns:w15="http://schemas.microsoft.com/office/word/2012/wordml" xmlns:w16cex="http://schemas.microsoft.com/office/word/2018/wordml/cex" xmlns:w16cid="http://schemas.microsoft.com/office/word/2016/wordml/cid" xmlns:w16="http://schemas.microsoft.com/office/word/2018/wordml" xmlns:w16sdtdh="http://schemas.microsoft.com/office/word/2020/wordml/sdtdatahash" xmlns:w16se="http://schemas.microsoft.com/office/word/2015/wordml/symex" xmlns:wpg="http://schemas.microsoft.com/office/word/2010/wordprocessingGroup" xmlns:wpi="http://schemas.microsoft.com/office/word/2010/wordprocessingInk" xmlns:wne="http://schemas.microsoft.com/office/word/2006/wordml" xmlns:wps="http://schemas.microsoft.com/office/word/2010/wordprocessingShape" mc:Ignorable="w14 w15 w16se w16cid w16 w16cex w16sdtdh wp14">
   <w:sdt>
     <w:sdtPr>
       <w:id w:val="-1465197936"/>
@@ -15277,6 +15209,7 @@
         <w:docPartUnique/>
       </w:docPartObj>
     </w:sdtPr>
+    <w:sdtEndPr/>
     <w:sdtContent>
       <w:p>
         <w:pPr>
@@ -15313,7 +15246,7 @@
 </file>
 
 <file path=word/footnotes.xml><?xml version="1.0" encoding="utf-8"?>
-<w:footnotes xmlns:wpc="http://schemas.microsoft.com/office/word/2010/wordprocessingCanvas" xmlns:cx="http://schemas.microsoft.com/office/drawing/2014/chartex" xmlns:cx1="http://schemas.microsoft.com/office/drawing/2015/9/8/chartex" xmlns:cx2="http://schemas.microsoft.com/office/drawing/2015/10/21/chartex" xmlns:cx3="http://schemas.microsoft.com/office/drawing/2016/5/9/chartex" xmlns:cx4="http://schemas.microsoft.com/office/drawing/2016/5/10/chartex" xmlns:cx5="http://schemas.microsoft.com/office/drawing/2016/5/11/chartex" xmlns:cx6="http://schemas.microsoft.com/office/drawing/2016/5/12/chartex" xmlns:cx7="http://schemas.microsoft.com/office/drawing/2016/5/13/chartex" xmlns:cx8="http://schemas.microsoft.com/office/drawing/2016/5/14/chartex" xmlns:mc="http://schemas.openxmlformats.org/markup-compatibility/2006" xmlns:aink="http://schemas.microsoft.com/office/drawing/2016/ink" xmlns:am3d="http://schemas.microsoft.com/office/drawing/2017/model3d" xmlns:o="urn:schemas-microsoft-com:office:office" xmlns:oel="http://schemas.microsoft.com/office/2019/extlst" xmlns:r="http://schemas.openxmlformats.org/officeDocument/2006/relationships" xmlns:m="http://schemas.openxmlformats.org/officeDocument/2006/math" xmlns:v="urn:schemas-microsoft-com:vml" xmlns:wp14="http://schemas.microsoft.com/office/word/2010/wordprocessingDrawing" xmlns:wp="http://schemas.openxmlformats.org/drawingml/2006/wordprocessingDrawing" xmlns:w10="urn:schemas-microsoft-com:office:word" xmlns:w="http://schemas.openxmlformats.org/wordprocessingml/2006/main" xmlns:w14="http://schemas.microsoft.com/office/word/2010/wordml" xmlns:w15="http://schemas.microsoft.com/office/word/2012/wordml" xmlns:w16cex="http://schemas.microsoft.com/office/word/2018/wordml/cex" xmlns:w16cid="http://schemas.microsoft.com/office/word/2016/wordml/cid" xmlns:w16="http://schemas.microsoft.com/office/word/2018/wordml" xmlns:w16sdtdh="http://schemas.microsoft.com/office/word/2020/wordml/sdtdatahash" xmlns:w16se="http://schemas.microsoft.com/office/word/2015/wordml/symex" xmlns:wpg="http://schemas.microsoft.com/office/word/2010/wordprocessingGroup" xmlns:wpi="http://schemas.microsoft.com/office/word/2010/wordprocessingInk" xmlns:wne="http://schemas.microsoft.com/office/word/2006/wordml" xmlns:wps="http://schemas.microsoft.com/office/word/2010/wordprocessingShape" mc:Ignorable="w14 w15 w16se w16cid w16 w16cex w16sdtdh wp14">
+<w:footnotes xmlns:wpc="http://schemas.microsoft.com/office/word/2010/wordprocessingCanvas" xmlns:cx="http://schemas.microsoft.com/office/drawing/2014/chartex" xmlns:cx1="http://schemas.microsoft.com/office/drawing/2015/9/8/chartex" xmlns:cx2="http://schemas.microsoft.com/office/drawing/2015/10/21/chartex" xmlns:cx3="http://schemas.microsoft.com/office/drawing/2016/5/9/chartex" xmlns:cx4="http://schemas.microsoft.com/office/drawing/2016/5/10/chartex" xmlns:cx5="http://schemas.microsoft.com/office/drawing/2016/5/11/chartex" xmlns:cx6="http://schemas.microsoft.com/office/drawing/2016/5/12/chartex" xmlns:cx7="http://schemas.microsoft.com/office/drawing/2016/5/13/chartex" xmlns:cx8="http://schemas.microsoft.com/office/drawing/2016/5/14/chartex" xmlns:mc="http://schemas.openxmlformats.org/markup-compatibility/2006" xmlns:aink="http://schemas.microsoft.com/office/drawing/2016/ink" xmlns:am3d="http://schemas.microsoft.com/office/drawing/2017/model3d" xmlns:o="urn:schemas-microsoft-com:office:office" xmlns:r="http://schemas.openxmlformats.org/officeDocument/2006/relationships" xmlns:m="http://schemas.openxmlformats.org/officeDocument/2006/math" xmlns:v="urn:schemas-microsoft-com:vml" xmlns:wp14="http://schemas.microsoft.com/office/word/2010/wordprocessingDrawing" xmlns:wp="http://schemas.openxmlformats.org/drawingml/2006/wordprocessingDrawing" xmlns:w10="urn:schemas-microsoft-com:office:word" xmlns:w="http://schemas.openxmlformats.org/wordprocessingml/2006/main" xmlns:w14="http://schemas.microsoft.com/office/word/2010/wordml" xmlns:w15="http://schemas.microsoft.com/office/word/2012/wordml" xmlns:w16cex="http://schemas.microsoft.com/office/word/2018/wordml/cex" xmlns:w16cid="http://schemas.microsoft.com/office/word/2016/wordml/cid" xmlns:w16="http://schemas.microsoft.com/office/word/2018/wordml" xmlns:w16sdtdh="http://schemas.microsoft.com/office/word/2020/wordml/sdtdatahash" xmlns:w16se="http://schemas.microsoft.com/office/word/2015/wordml/symex" xmlns:wpg="http://schemas.microsoft.com/office/word/2010/wordprocessingGroup" xmlns:wpi="http://schemas.microsoft.com/office/word/2010/wordprocessingInk" xmlns:wne="http://schemas.microsoft.com/office/word/2006/wordml" xmlns:wps="http://schemas.microsoft.com/office/word/2010/wordprocessingShape" mc:Ignorable="w14 w15 w16se w16cid w16 w16cex w16sdtdh wp14">
   <w:footnote w:type="separator" w:id="-1">
     <w:p>
       <w:pPr>
@@ -15338,7 +15271,7 @@
 </file>
 
 <file path=word/header1.xml><?xml version="1.0" encoding="utf-8"?>
-<w:hdr xmlns:wpc="http://schemas.microsoft.com/office/word/2010/wordprocessingCanvas" xmlns:cx="http://schemas.microsoft.com/office/drawing/2014/chartex" xmlns:cx1="http://schemas.microsoft.com/office/drawing/2015/9/8/chartex" xmlns:cx2="http://schemas.microsoft.com/office/drawing/2015/10/21/chartex" xmlns:cx3="http://schemas.microsoft.com/office/drawing/2016/5/9/chartex" xmlns:cx4="http://schemas.microsoft.com/office/drawing/2016/5/10/chartex" xmlns:cx5="http://schemas.microsoft.com/office/drawing/2016/5/11/chartex" xmlns:cx6="http://schemas.microsoft.com/office/drawing/2016/5/12/chartex" xmlns:cx7="http://schemas.microsoft.com/office/drawing/2016/5/13/chartex" xmlns:cx8="http://schemas.microsoft.com/office/drawing/2016/5/14/chartex" xmlns:mc="http://schemas.openxmlformats.org/markup-compatibility/2006" xmlns:aink="http://schemas.microsoft.com/office/drawing/2016/ink" xmlns:am3d="http://schemas.microsoft.com/office/drawing/2017/model3d" xmlns:o="urn:schemas-microsoft-com:office:office" xmlns:oel="http://schemas.microsoft.com/office/2019/extlst" xmlns:r="http://schemas.openxmlformats.org/officeDocument/2006/relationships" xmlns:m="http://schemas.openxmlformats.org/officeDocument/2006/math" xmlns:v="urn:schemas-microsoft-com:vml" xmlns:wp14="http://schemas.microsoft.com/office/word/2010/wordprocessingDrawing" xmlns:wp="http://schemas.openxmlformats.org/drawingml/2006/wordprocessingDrawing" xmlns:w10="urn:schemas-microsoft-com:office:word" xmlns:w="http://schemas.openxmlformats.org/wordprocessingml/2006/main" xmlns:w14="http://schemas.microsoft.com/office/word/2010/wordml" xmlns:w15="http://schemas.microsoft.com/office/word/2012/wordml" xmlns:w16cex="http://schemas.microsoft.com/office/word/2018/wordml/cex" xmlns:w16cid="http://schemas.microsoft.com/office/word/2016/wordml/cid" xmlns:w16="http://schemas.microsoft.com/office/word/2018/wordml" xmlns:w16sdtdh="http://schemas.microsoft.com/office/word/2020/wordml/sdtdatahash" xmlns:w16se="http://schemas.microsoft.com/office/word/2015/wordml/symex" xmlns:wpg="http://schemas.microsoft.com/office/word/2010/wordprocessingGroup" xmlns:wpi="http://schemas.microsoft.com/office/word/2010/wordprocessingInk" xmlns:wne="http://schemas.microsoft.com/office/word/2006/wordml" xmlns:wps="http://schemas.microsoft.com/office/word/2010/wordprocessingShape" mc:Ignorable="w14 w15 w16se w16cid w16 w16cex w16sdtdh wp14">
+<w:hdr xmlns:wpc="http://schemas.microsoft.com/office/word/2010/wordprocessingCanvas" xmlns:cx="http://schemas.microsoft.com/office/drawing/2014/chartex" xmlns:cx1="http://schemas.microsoft.com/office/drawing/2015/9/8/chartex" xmlns:cx2="http://schemas.microsoft.com/office/drawing/2015/10/21/chartex" xmlns:cx3="http://schemas.microsoft.com/office/drawing/2016/5/9/chartex" xmlns:cx4="http://schemas.microsoft.com/office/drawing/2016/5/10/chartex" xmlns:cx5="http://schemas.microsoft.com/office/drawing/2016/5/11/chartex" xmlns:cx6="http://schemas.microsoft.com/office/drawing/2016/5/12/chartex" xmlns:cx7="http://schemas.microsoft.com/office/drawing/2016/5/13/chartex" xmlns:cx8="http://schemas.microsoft.com/office/drawing/2016/5/14/chartex" xmlns:mc="http://schemas.openxmlformats.org/markup-compatibility/2006" xmlns:aink="http://schemas.microsoft.com/office/drawing/2016/ink" xmlns:am3d="http://schemas.microsoft.com/office/drawing/2017/model3d" xmlns:o="urn:schemas-microsoft-com:office:office" xmlns:r="http://schemas.openxmlformats.org/officeDocument/2006/relationships" xmlns:m="http://schemas.openxmlformats.org/officeDocument/2006/math" xmlns:v="urn:schemas-microsoft-com:vml" xmlns:wp14="http://schemas.microsoft.com/office/word/2010/wordprocessingDrawing" xmlns:wp="http://schemas.openxmlformats.org/drawingml/2006/wordprocessingDrawing" xmlns:w10="urn:schemas-microsoft-com:office:word" xmlns:w="http://schemas.openxmlformats.org/wordprocessingml/2006/main" xmlns:w14="http://schemas.microsoft.com/office/word/2010/wordml" xmlns:w15="http://schemas.microsoft.com/office/word/2012/wordml" xmlns:w16cex="http://schemas.microsoft.com/office/word/2018/wordml/cex" xmlns:w16cid="http://schemas.microsoft.com/office/word/2016/wordml/cid" xmlns:w16="http://schemas.microsoft.com/office/word/2018/wordml" xmlns:w16sdtdh="http://schemas.microsoft.com/office/word/2020/wordml/sdtdatahash" xmlns:w16se="http://schemas.microsoft.com/office/word/2015/wordml/symex" xmlns:wpg="http://schemas.microsoft.com/office/word/2010/wordprocessingGroup" xmlns:wpi="http://schemas.microsoft.com/office/word/2010/wordprocessingInk" xmlns:wne="http://schemas.microsoft.com/office/word/2006/wordml" xmlns:wps="http://schemas.microsoft.com/office/word/2010/wordprocessingShape" mc:Ignorable="w14 w15 w16se w16cid w16 w16cex w16sdtdh wp14">
   <w:p>
     <w:pPr>
       <w:pStyle w:val="Encabezado"/>
@@ -15424,7 +15357,7 @@
 </file>
 
 <file path=word/numbering.xml><?xml version="1.0" encoding="utf-8"?>
-<w:numbering xmlns:wpc="http://schemas.microsoft.com/office/word/2010/wordprocessingCanvas" xmlns:cx="http://schemas.microsoft.com/office/drawing/2014/chartex" xmlns:cx1="http://schemas.microsoft.com/office/drawing/2015/9/8/chartex" xmlns:cx2="http://schemas.microsoft.com/office/drawing/2015/10/21/chartex" xmlns:cx3="http://schemas.microsoft.com/office/drawing/2016/5/9/chartex" xmlns:cx4="http://schemas.microsoft.com/office/drawing/2016/5/10/chartex" xmlns:cx5="http://schemas.microsoft.com/office/drawing/2016/5/11/chartex" xmlns:cx6="http://schemas.microsoft.com/office/drawing/2016/5/12/chartex" xmlns:cx7="http://schemas.microsoft.com/office/drawing/2016/5/13/chartex" xmlns:cx8="http://schemas.microsoft.com/office/drawing/2016/5/14/chartex" xmlns:mc="http://schemas.openxmlformats.org/markup-compatibility/2006" xmlns:aink="http://schemas.microsoft.com/office/drawing/2016/ink" xmlns:am3d="http://schemas.microsoft.com/office/drawing/2017/model3d" xmlns:o="urn:schemas-microsoft-com:office:office" xmlns:oel="http://schemas.microsoft.com/office/2019/extlst" xmlns:r="http://schemas.openxmlformats.org/officeDocument/2006/relationships" xmlns:m="http://schemas.openxmlformats.org/officeDocument/2006/math" xmlns:v="urn:schemas-microsoft-com:vml" xmlns:wp14="http://schemas.microsoft.com/office/word/2010/wordprocessingDrawing" xmlns:wp="http://schemas.openxmlformats.org/drawingml/2006/wordprocessingDrawing" xmlns:w10="urn:schemas-microsoft-com:office:word" xmlns:w="http://schemas.openxmlformats.org/wordprocessingml/2006/main" xmlns:w14="http://schemas.microsoft.com/office/word/2010/wordml" xmlns:w15="http://schemas.microsoft.com/office/word/2012/wordml" xmlns:w16cex="http://schemas.microsoft.com/office/word/2018/wordml/cex" xmlns:w16cid="http://schemas.microsoft.com/office/word/2016/wordml/cid" xmlns:w16="http://schemas.microsoft.com/office/word/2018/wordml" xmlns:w16sdtdh="http://schemas.microsoft.com/office/word/2020/wordml/sdtdatahash" xmlns:w16se="http://schemas.microsoft.com/office/word/2015/wordml/symex" xmlns:wpg="http://schemas.microsoft.com/office/word/2010/wordprocessingGroup" xmlns:wpi="http://schemas.microsoft.com/office/word/2010/wordprocessingInk" xmlns:wne="http://schemas.microsoft.com/office/word/2006/wordml" xmlns:wps="http://schemas.microsoft.com/office/word/2010/wordprocessingShape" mc:Ignorable="w14 w15 w16se w16cid w16 w16cex w16sdtdh wp14">
+<w:numbering xmlns:wpc="http://schemas.microsoft.com/office/word/2010/wordprocessingCanvas" xmlns:cx="http://schemas.microsoft.com/office/drawing/2014/chartex" xmlns:cx1="http://schemas.microsoft.com/office/drawing/2015/9/8/chartex" xmlns:cx2="http://schemas.microsoft.com/office/drawing/2015/10/21/chartex" xmlns:cx3="http://schemas.microsoft.com/office/drawing/2016/5/9/chartex" xmlns:cx4="http://schemas.microsoft.com/office/drawing/2016/5/10/chartex" xmlns:cx5="http://schemas.microsoft.com/office/drawing/2016/5/11/chartex" xmlns:cx6="http://schemas.microsoft.com/office/drawing/2016/5/12/chartex" xmlns:cx7="http://schemas.microsoft.com/office/drawing/2016/5/13/chartex" xmlns:cx8="http://schemas.microsoft.com/office/drawing/2016/5/14/chartex" xmlns:mc="http://schemas.openxmlformats.org/markup-compatibility/2006" xmlns:aink="http://schemas.microsoft.com/office/drawing/2016/ink" xmlns:am3d="http://schemas.microsoft.com/office/drawing/2017/model3d" xmlns:o="urn:schemas-microsoft-com:office:office" xmlns:r="http://schemas.openxmlformats.org/officeDocument/2006/relationships" xmlns:m="http://schemas.openxmlformats.org/officeDocument/2006/math" xmlns:v="urn:schemas-microsoft-com:vml" xmlns:wp14="http://schemas.microsoft.com/office/word/2010/wordprocessingDrawing" xmlns:wp="http://schemas.openxmlformats.org/drawingml/2006/wordprocessingDrawing" xmlns:w10="urn:schemas-microsoft-com:office:word" xmlns:w="http://schemas.openxmlformats.org/wordprocessingml/2006/main" xmlns:w14="http://schemas.microsoft.com/office/word/2010/wordml" xmlns:w15="http://schemas.microsoft.com/office/word/2012/wordml" xmlns:w16cex="http://schemas.microsoft.com/office/word/2018/wordml/cex" xmlns:w16cid="http://schemas.microsoft.com/office/word/2016/wordml/cid" xmlns:w16="http://schemas.microsoft.com/office/word/2018/wordml" xmlns:w16sdtdh="http://schemas.microsoft.com/office/word/2020/wordml/sdtdatahash" xmlns:w16se="http://schemas.microsoft.com/office/word/2015/wordml/symex" xmlns:wpg="http://schemas.microsoft.com/office/word/2010/wordprocessingGroup" xmlns:wpi="http://schemas.microsoft.com/office/word/2010/wordprocessingInk" xmlns:wne="http://schemas.microsoft.com/office/word/2006/wordml" xmlns:wps="http://schemas.microsoft.com/office/word/2010/wordprocessingShape" mc:Ignorable="w14 w15 w16se w16cid w16 w16cex w16sdtdh wp14">
   <w:abstractNum w:abstractNumId="0" w15:restartNumberingAfterBreak="0">
     <w:nsid w:val="FFFFFF89"/>
     <w:multiLevelType w:val="singleLevel"/>
@@ -19436,115 +19369,115 @@
       </w:rPr>
     </w:lvl>
   </w:abstractNum>
-  <w:num w:numId="1" w16cid:durableId="772671749">
+  <w:num w:numId="1">
     <w:abstractNumId w:val="0"/>
   </w:num>
-  <w:num w:numId="2" w16cid:durableId="399139361">
+  <w:num w:numId="2">
     <w:abstractNumId w:val="16"/>
   </w:num>
-  <w:num w:numId="3" w16cid:durableId="610863320">
+  <w:num w:numId="3">
     <w:abstractNumId w:val="24"/>
   </w:num>
-  <w:num w:numId="4" w16cid:durableId="1026562646">
+  <w:num w:numId="4">
     <w:abstractNumId w:val="19"/>
   </w:num>
-  <w:num w:numId="5" w16cid:durableId="2006132240">
+  <w:num w:numId="5">
     <w:abstractNumId w:val="20"/>
   </w:num>
-  <w:num w:numId="6" w16cid:durableId="1088816428">
+  <w:num w:numId="6">
     <w:abstractNumId w:val="11"/>
   </w:num>
-  <w:num w:numId="7" w16cid:durableId="1459031035">
+  <w:num w:numId="7">
     <w:abstractNumId w:val="29"/>
   </w:num>
-  <w:num w:numId="8" w16cid:durableId="720981488">
+  <w:num w:numId="8">
     <w:abstractNumId w:val="17"/>
   </w:num>
-  <w:num w:numId="9" w16cid:durableId="1332492462">
+  <w:num w:numId="9">
     <w:abstractNumId w:val="15"/>
   </w:num>
-  <w:num w:numId="10" w16cid:durableId="1844007013">
+  <w:num w:numId="10">
     <w:abstractNumId w:val="4"/>
   </w:num>
-  <w:num w:numId="11" w16cid:durableId="39912514">
+  <w:num w:numId="11">
     <w:abstractNumId w:val="36"/>
   </w:num>
-  <w:num w:numId="12" w16cid:durableId="1012218108">
+  <w:num w:numId="12">
     <w:abstractNumId w:val="26"/>
   </w:num>
-  <w:num w:numId="13" w16cid:durableId="637875506">
+  <w:num w:numId="13">
     <w:abstractNumId w:val="7"/>
   </w:num>
-  <w:num w:numId="14" w16cid:durableId="1497694716">
+  <w:num w:numId="14">
     <w:abstractNumId w:val="28"/>
   </w:num>
-  <w:num w:numId="15" w16cid:durableId="1307855199">
+  <w:num w:numId="15">
     <w:abstractNumId w:val="2"/>
   </w:num>
-  <w:num w:numId="16" w16cid:durableId="232619657">
+  <w:num w:numId="16">
     <w:abstractNumId w:val="8"/>
   </w:num>
-  <w:num w:numId="17" w16cid:durableId="138034803">
+  <w:num w:numId="17">
     <w:abstractNumId w:val="6"/>
   </w:num>
-  <w:num w:numId="18" w16cid:durableId="1057169717">
+  <w:num w:numId="18">
     <w:abstractNumId w:val="9"/>
   </w:num>
-  <w:num w:numId="19" w16cid:durableId="1311713375">
+  <w:num w:numId="19">
     <w:abstractNumId w:val="3"/>
   </w:num>
-  <w:num w:numId="20" w16cid:durableId="2016034066">
+  <w:num w:numId="20">
     <w:abstractNumId w:val="12"/>
   </w:num>
-  <w:num w:numId="21" w16cid:durableId="1484396381">
+  <w:num w:numId="21">
     <w:abstractNumId w:val="35"/>
   </w:num>
-  <w:num w:numId="22" w16cid:durableId="689525295">
+  <w:num w:numId="22">
     <w:abstractNumId w:val="13"/>
   </w:num>
-  <w:num w:numId="23" w16cid:durableId="225997430">
+  <w:num w:numId="23">
     <w:abstractNumId w:val="31"/>
   </w:num>
-  <w:num w:numId="24" w16cid:durableId="1556505765">
+  <w:num w:numId="24">
     <w:abstractNumId w:val="30"/>
   </w:num>
-  <w:num w:numId="25" w16cid:durableId="41713367">
+  <w:num w:numId="25">
     <w:abstractNumId w:val="32"/>
   </w:num>
-  <w:num w:numId="26" w16cid:durableId="1375622371">
+  <w:num w:numId="26">
     <w:abstractNumId w:val="25"/>
   </w:num>
-  <w:num w:numId="27" w16cid:durableId="1732844361">
+  <w:num w:numId="27">
     <w:abstractNumId w:val="33"/>
   </w:num>
-  <w:num w:numId="28" w16cid:durableId="1330670765">
+  <w:num w:numId="28">
     <w:abstractNumId w:val="34"/>
   </w:num>
-  <w:num w:numId="29" w16cid:durableId="921598311">
+  <w:num w:numId="29">
     <w:abstractNumId w:val="22"/>
   </w:num>
-  <w:num w:numId="30" w16cid:durableId="468480369">
+  <w:num w:numId="30">
     <w:abstractNumId w:val="21"/>
   </w:num>
-  <w:num w:numId="31" w16cid:durableId="1122192355">
+  <w:num w:numId="31">
     <w:abstractNumId w:val="10"/>
   </w:num>
-  <w:num w:numId="32" w16cid:durableId="1018390459">
+  <w:num w:numId="32">
     <w:abstractNumId w:val="23"/>
   </w:num>
-  <w:num w:numId="33" w16cid:durableId="399179828">
+  <w:num w:numId="33">
     <w:abstractNumId w:val="1"/>
   </w:num>
-  <w:num w:numId="34" w16cid:durableId="1955283488">
+  <w:num w:numId="34">
     <w:abstractNumId w:val="5"/>
   </w:num>
-  <w:num w:numId="35" w16cid:durableId="868952748">
+  <w:num w:numId="35">
     <w:abstractNumId w:val="18"/>
   </w:num>
-  <w:num w:numId="36" w16cid:durableId="544802930">
+  <w:num w:numId="36">
     <w:abstractNumId w:val="14"/>
   </w:num>
-  <w:num w:numId="37" w16cid:durableId="1147282142">
+  <w:num w:numId="37">
     <w:abstractNumId w:val="27"/>
   </w:num>
   <w:numIdMacAtCleanup w:val="37"/>
@@ -20117,6 +20050,7 @@
   <w:style w:type="character" w:default="1" w:styleId="Fuentedeprrafopredeter">
     <w:name w:val="Default Paragraph Font"/>
     <w:uiPriority w:val="1"/>
+    <w:semiHidden/>
     <w:unhideWhenUsed/>
   </w:style>
   <w:style w:type="table" w:default="1" w:styleId="Tablanormal">
@@ -21294,15 +21228,6 @@
 </file>
 
 <file path=customXml/item1.xml><?xml version="1.0" encoding="utf-8"?>
-<?mso-contentType ?>
-<FormTemplates xmlns="http://schemas.microsoft.com/sharepoint/v3/contenttype/forms">
-  <Display>DocumentLibraryForm</Display>
-  <Edit>DocumentLibraryForm</Edit>
-  <New>DocumentLibraryForm</New>
-</FormTemplates>
-</file>
-
-<file path=customXml/item2.xml><?xml version="1.0" encoding="utf-8"?>
 <p:properties xmlns:p="http://schemas.microsoft.com/office/2006/metadata/properties" xmlns:xsi="http://www.w3.org/2001/XMLSchema-instance" xmlns:pc="http://schemas.microsoft.com/office/infopath/2007/PartnerControls">
   <documentManagement>
     <TaxCatchAll xmlns="13c90a0b-73bc-4dc0-be5f-28d77b615beb" xsi:nil="true"/>
@@ -21313,7 +21238,20 @@
 </p:properties>
 </file>
 
+<file path=customXml/item2.xml><?xml version="1.0" encoding="utf-8"?>
+<?mso-contentType ?>
+<FormTemplates xmlns="http://schemas.microsoft.com/sharepoint/v3/contenttype/forms">
+  <Display>DocumentLibraryForm</Display>
+  <Edit>DocumentLibraryForm</Edit>
+  <New>DocumentLibraryForm</New>
+</FormTemplates>
+</file>
+
 <file path=customXml/item3.xml><?xml version="1.0" encoding="utf-8"?>
+<b:Sources xmlns:b="http://schemas.openxmlformats.org/officeDocument/2006/bibliography" xmlns="http://schemas.openxmlformats.org/officeDocument/2006/bibliography" SelectedStyle="\APASixthEditionOfficeOnline.xsl" StyleName="APA" Version="6"/>
+</file>
+
+<file path=customXml/item4.xml><?xml version="1.0" encoding="utf-8"?>
 <ct:contentTypeSchema xmlns:ct="http://schemas.microsoft.com/office/2006/metadata/contentType" xmlns:ma="http://schemas.microsoft.com/office/2006/metadata/properties/metaAttributes" ct:_="" ma:_="" ma:contentTypeName="Documento" ma:contentTypeID="0x0101006A81D6BD42E8DF4C91013959704817E1" ma:contentTypeVersion="15" ma:contentTypeDescription="Crear nuevo documento." ma:contentTypeScope="" ma:versionID="bf4f72ffd194f0963ff564daca6869f7">
   <xsd:schema xmlns:xsd="http://www.w3.org/2001/XMLSchema" xmlns:xs="http://www.w3.org/2001/XMLSchema" xmlns:p="http://schemas.microsoft.com/office/2006/metadata/properties" xmlns:ns2="13c90a0b-73bc-4dc0-be5f-28d77b615beb" xmlns:ns3="13c93bba-48ce-428c-bfe5-88b42c19b028" targetNamespace="http://schemas.microsoft.com/office/2006/metadata/properties" ma:root="true" ma:fieldsID="8718d6f4873a5b1392a45044efa78385" ns2:_="" ns3:_="">
     <xsd:import namespace="13c90a0b-73bc-4dc0-be5f-28d77b615beb"/>
@@ -21548,19 +21486,7 @@
 </ct:contentTypeSchema>
 </file>
 
-<file path=customXml/item4.xml><?xml version="1.0" encoding="utf-8"?>
-<b:Sources xmlns:b="http://schemas.openxmlformats.org/officeDocument/2006/bibliography" xmlns="http://schemas.openxmlformats.org/officeDocument/2006/bibliography" SelectedStyle="\APASixthEditionOfficeOnline.xsl" StyleName="APA" Version="6"/>
-</file>
-
 <file path=customXml/itemProps1.xml><?xml version="1.0" encoding="utf-8"?>
-<ds:datastoreItem xmlns:ds="http://schemas.openxmlformats.org/officeDocument/2006/customXml" ds:itemID="{10663269-2064-4804-8290-36D4A57F5557}">
-  <ds:schemaRefs>
-    <ds:schemaRef ds:uri="http://schemas.microsoft.com/sharepoint/v3/contenttype/forms"/>
-  </ds:schemaRefs>
-</ds:datastoreItem>
-</file>
-
-<file path=customXml/itemProps2.xml><?xml version="1.0" encoding="utf-8"?>
 <ds:datastoreItem xmlns:ds="http://schemas.openxmlformats.org/officeDocument/2006/customXml" ds:itemID="{1279454D-02BE-4A9C-A117-DCD1573E2608}">
   <ds:schemaRefs>
     <ds:schemaRef ds:uri="http://schemas.microsoft.com/office/2006/metadata/properties"/>
@@ -21571,7 +21497,23 @@
 </ds:datastoreItem>
 </file>
 
+<file path=customXml/itemProps2.xml><?xml version="1.0" encoding="utf-8"?>
+<ds:datastoreItem xmlns:ds="http://schemas.openxmlformats.org/officeDocument/2006/customXml" ds:itemID="{10663269-2064-4804-8290-36D4A57F5557}">
+  <ds:schemaRefs>
+    <ds:schemaRef ds:uri="http://schemas.microsoft.com/sharepoint/v3/contenttype/forms"/>
+  </ds:schemaRefs>
+</ds:datastoreItem>
+</file>
+
 <file path=customXml/itemProps3.xml><?xml version="1.0" encoding="utf-8"?>
+<ds:datastoreItem xmlns:ds="http://schemas.openxmlformats.org/officeDocument/2006/customXml" ds:itemID="{EAE431FD-7059-4C09-804B-C9D69EB7B213}">
+  <ds:schemaRefs>
+    <ds:schemaRef ds:uri="http://schemas.openxmlformats.org/officeDocument/2006/bibliography"/>
+  </ds:schemaRefs>
+</ds:datastoreItem>
+</file>
+
+<file path=customXml/itemProps4.xml><?xml version="1.0" encoding="utf-8"?>
 <ds:datastoreItem xmlns:ds="http://schemas.openxmlformats.org/officeDocument/2006/customXml" ds:itemID="{FDA505D4-4C77-48A4-B4E9-41F4240B0000}">
   <ds:schemaRefs>
     <ds:schemaRef ds:uri="http://schemas.microsoft.com/office/2006/metadata/contentType"/>
@@ -21588,12 +21530,4 @@
     <ds:schemaRef ds:uri="http://schemas.microsoft.com/internal/obd"/>
   </ds:schemaRefs>
 </ds:datastoreItem>
-</file>
-
-<file path=customXml/itemProps4.xml><?xml version="1.0" encoding="utf-8"?>
-<ds:datastoreItem xmlns:ds="http://schemas.openxmlformats.org/officeDocument/2006/customXml" ds:itemID="{EAE431FD-7059-4C09-804B-C9D69EB7B213}">
-  <ds:schemaRefs>
-    <ds:schemaRef ds:uri="http://schemas.openxmlformats.org/officeDocument/2006/bibliography"/>
-  </ds:schemaRefs>
-</ds:datastoreItem>
 </file>